--- a/Project_Report.docx
+++ b/Project_Report.docx
@@ -4,7 +4,7 @@
   <w:body>
     <w:p>
       <w:pPr>
-        <w:spacing w:before="200" w:after="160"/>
+        <w:spacing w:before="200" w:after="160" w:line="216" w:lineRule="auto"/>
         <w:rPr>
           <w:rFonts w:asciiTheme="minorHAnsi" w:hAnsiTheme="minorHAnsi"/>
           <w:sz w:val="20"/>
@@ -25,7 +25,7 @@
     </w:p>
     <w:p>
       <w:pPr>
-        <w:spacing w:after="300"/>
+        <w:spacing w:after="300" w:line="216" w:lineRule="auto"/>
         <w:rPr>
           <w:rFonts w:asciiTheme="minorHAnsi" w:hAnsiTheme="minorHAnsi"/>
           <w:sz w:val="20"/>
@@ -44,7 +44,7 @@
     </w:p>
     <w:p>
       <w:pPr>
-        <w:spacing w:after="80"/>
+        <w:spacing w:line="216" w:lineRule="auto"/>
         <w:rPr>
           <w:rFonts w:asciiTheme="minorHAnsi" w:hAnsiTheme="minorHAnsi"/>
           <w:sz w:val="20"/>
@@ -64,7 +64,7 @@
     </w:p>
     <w:p>
       <w:pPr>
-        <w:spacing w:after="600"/>
+        <w:spacing w:after="600" w:line="216" w:lineRule="auto"/>
         <w:rPr>
           <w:rFonts w:asciiTheme="minorHAnsi" w:hAnsiTheme="minorHAnsi"/>
           <w:sz w:val="20"/>
@@ -87,6 +87,7 @@
         <w:pBdr>
           <w:bottom w:val="single" w:sz="6" w:space="4" w:color="2E75B6"/>
         </w:pBdr>
+        <w:spacing w:line="216" w:lineRule="auto"/>
         <w:rPr>
           <w:rFonts w:asciiTheme="minorHAnsi" w:hAnsiTheme="minorHAnsi"/>
           <w:sz w:val="20"/>
@@ -104,7 +105,7 @@
     </w:p>
     <w:p>
       <w:pPr>
-        <w:spacing w:before="80" w:after="140"/>
+        <w:spacing w:before="80" w:after="140" w:line="216" w:lineRule="auto"/>
         <w:rPr>
           <w:rFonts w:asciiTheme="minorHAnsi" w:hAnsiTheme="minorHAnsi"/>
           <w:sz w:val="20"/>
@@ -122,7 +123,7 @@
     </w:p>
     <w:p>
       <w:pPr>
-        <w:spacing w:before="80" w:after="140"/>
+        <w:spacing w:before="80" w:after="140" w:line="216" w:lineRule="auto"/>
         <w:rPr>
           <w:rFonts w:asciiTheme="minorHAnsi" w:hAnsiTheme="minorHAnsi"/>
           <w:sz w:val="20"/>
@@ -140,7 +141,7 @@
     </w:p>
     <w:p>
       <w:pPr>
-        <w:spacing w:before="80" w:after="140"/>
+        <w:spacing w:before="80" w:after="140" w:line="216" w:lineRule="auto"/>
         <w:rPr>
           <w:rFonts w:asciiTheme="minorHAnsi" w:hAnsiTheme="minorHAnsi"/>
           <w:sz w:val="20"/>
@@ -158,7 +159,7 @@
     </w:p>
     <w:p>
       <w:pPr>
-        <w:spacing w:before="80" w:after="140"/>
+        <w:spacing w:before="80" w:after="140" w:line="216" w:lineRule="auto"/>
         <w:rPr>
           <w:rFonts w:asciiTheme="minorHAnsi" w:hAnsiTheme="minorHAnsi"/>
           <w:sz w:val="20"/>
@@ -242,6 +243,7 @@
           </w:tcPr>
           <w:p>
             <w:pPr>
+              <w:spacing w:line="216" w:lineRule="auto"/>
               <w:rPr>
                 <w:rFonts w:asciiTheme="minorHAnsi" w:hAnsiTheme="minorHAnsi"/>
                 <w:sz w:val="20"/>
@@ -254,21 +256,22 @@
                 <w:sz w:val="20"/>
                 <w:szCs w:val="20"/>
               </w:rPr>
-              <w:lastRenderedPageBreak/>
               <w:t>Research question: do engineered micro-signals derived from high-frequency grid frequency measurements provide additional predictive information for German imbalance prices beyond standard market features?</w:t>
             </w:r>
           </w:p>
           <w:p>
             <w:pPr>
-              <w:rPr>
-                <w:rFonts w:asciiTheme="minorHAnsi" w:hAnsiTheme="minorHAnsi"/>
-                <w:sz w:val="20"/>
-                <w:szCs w:val="20"/>
-              </w:rPr>
-            </w:pPr>
-          </w:p>
-          <w:p>
-            <w:pPr>
+              <w:spacing w:line="216" w:lineRule="auto"/>
+              <w:rPr>
+                <w:rFonts w:asciiTheme="minorHAnsi" w:hAnsiTheme="minorHAnsi"/>
+                <w:sz w:val="20"/>
+                <w:szCs w:val="20"/>
+              </w:rPr>
+            </w:pPr>
+          </w:p>
+          <w:p>
+            <w:pPr>
+              <w:spacing w:line="216" w:lineRule="auto"/>
               <w:rPr>
                 <w:rFonts w:asciiTheme="minorHAnsi" w:hAnsiTheme="minorHAnsi"/>
                 <w:sz w:val="20"/>
@@ -299,7 +302,16 @@
                 <w:sz w:val="20"/>
                 <w:szCs w:val="20"/>
               </w:rPr>
-              <w:t>), excursion depth, short-term volatility, and recovery dynamics, improve the prediction of imbalance price levels relative to models using only market-based inputs. Second, these micro-signals provide incremental predictive power for extreme price events, where conventional models typically struggle due to the heavy-tailed nature of the distribution. Third, frequency derived features improve the identification of volatility regime shifts, indicating that grid-level dynamics contain early signals of system stress not captured by market data alone.</w:t>
+              <w:t xml:space="preserve">), excursion depth, short-term volatility, and recovery </w:t>
+            </w:r>
+            <w:r>
+              <w:rPr>
+                <w:rFonts w:asciiTheme="minorHAnsi" w:hAnsiTheme="minorHAnsi"/>
+                <w:sz w:val="20"/>
+                <w:szCs w:val="20"/>
+              </w:rPr>
+              <w:lastRenderedPageBreak/>
+              <w:t>dynamics, improve the prediction of imbalance price levels relative to models using only market-based inputs. Second, these micro-signals provide incremental predictive power for extreme price events, where conventional models typically struggle due to the heavy-tailed nature of the distribution. Third, frequency derived features improve the identification of volatility regime shifts, indicating that grid-level dynamics contain early signals of system stress not captured by market data alone.</w:t>
             </w:r>
           </w:p>
         </w:tc>
@@ -307,17 +319,17 @@
     </w:tbl>
     <w:p>
       <w:pPr>
-        <w:spacing w:before="60" w:after="60"/>
-        <w:rPr>
-          <w:rFonts w:asciiTheme="minorHAnsi" w:hAnsiTheme="minorHAnsi"/>
-          <w:sz w:val="20"/>
-          <w:szCs w:val="20"/>
-        </w:rPr>
-      </w:pPr>
-    </w:p>
-    <w:p>
-      <w:pPr>
-        <w:spacing w:before="60" w:after="60"/>
+        <w:spacing w:before="60" w:after="60" w:line="216" w:lineRule="auto"/>
+        <w:rPr>
+          <w:rFonts w:asciiTheme="minorHAnsi" w:hAnsiTheme="minorHAnsi"/>
+          <w:sz w:val="20"/>
+          <w:szCs w:val="20"/>
+        </w:rPr>
+      </w:pPr>
+    </w:p>
+    <w:p>
+      <w:pPr>
+        <w:spacing w:before="60" w:after="60" w:line="216" w:lineRule="auto"/>
         <w:rPr>
           <w:rFonts w:asciiTheme="minorHAnsi" w:hAnsiTheme="minorHAnsi"/>
           <w:sz w:val="20"/>
@@ -335,17 +347,17 @@
     </w:p>
     <w:p>
       <w:pPr>
-        <w:spacing w:before="60" w:after="60"/>
-        <w:rPr>
-          <w:rFonts w:asciiTheme="minorHAnsi" w:hAnsiTheme="minorHAnsi"/>
-          <w:sz w:val="20"/>
-          <w:szCs w:val="20"/>
-        </w:rPr>
-      </w:pPr>
-    </w:p>
-    <w:p>
-      <w:pPr>
-        <w:spacing w:before="60" w:after="60"/>
+        <w:spacing w:before="60" w:after="60" w:line="216" w:lineRule="auto"/>
+        <w:rPr>
+          <w:rFonts w:asciiTheme="minorHAnsi" w:hAnsiTheme="minorHAnsi"/>
+          <w:sz w:val="20"/>
+          <w:szCs w:val="20"/>
+        </w:rPr>
+      </w:pPr>
+    </w:p>
+    <w:p>
+      <w:pPr>
+        <w:spacing w:before="60" w:after="60" w:line="216" w:lineRule="auto"/>
         <w:rPr>
           <w:rFonts w:asciiTheme="minorHAnsi" w:hAnsiTheme="minorHAnsi"/>
           <w:sz w:val="20"/>
@@ -367,6 +379,7 @@
         <w:pBdr>
           <w:bottom w:val="single" w:sz="6" w:space="4" w:color="2E75B6"/>
         </w:pBdr>
+        <w:spacing w:line="216" w:lineRule="auto"/>
         <w:rPr>
           <w:rFonts w:asciiTheme="minorHAnsi" w:hAnsiTheme="minorHAnsi"/>
           <w:sz w:val="20"/>
@@ -384,7 +397,7 @@
     </w:p>
     <w:p>
       <w:pPr>
-        <w:spacing w:before="80" w:after="140"/>
+        <w:spacing w:before="80" w:after="140" w:line="216" w:lineRule="auto"/>
         <w:jc w:val="both"/>
         <w:rPr>
           <w:rFonts w:asciiTheme="minorHAnsi" w:hAnsiTheme="minorHAnsi"/>
@@ -421,7 +434,7 @@
     </w:p>
     <w:p>
       <w:pPr>
-        <w:spacing w:before="80" w:after="140"/>
+        <w:spacing w:before="80" w:after="140" w:line="216" w:lineRule="auto"/>
         <w:jc w:val="both"/>
         <w:rPr>
           <w:rFonts w:asciiTheme="minorHAnsi" w:hAnsiTheme="minorHAnsi"/>
@@ -458,7 +471,7 @@
     </w:p>
     <w:p>
       <w:pPr>
-        <w:spacing w:before="80" w:after="140"/>
+        <w:spacing w:before="80" w:after="140" w:line="216" w:lineRule="auto"/>
         <w:jc w:val="both"/>
         <w:rPr>
           <w:rFonts w:asciiTheme="minorHAnsi" w:hAnsiTheme="minorHAnsi"/>
@@ -477,7 +490,7 @@
     </w:p>
     <w:p>
       <w:pPr>
-        <w:spacing w:before="80" w:after="140"/>
+        <w:spacing w:before="80" w:after="140" w:line="216" w:lineRule="auto"/>
         <w:jc w:val="both"/>
         <w:rPr>
           <w:rFonts w:asciiTheme="minorHAnsi" w:hAnsiTheme="minorHAnsi"/>
@@ -509,7 +522,78 @@
           <w:sz w:val="20"/>
           <w:szCs w:val="20"/>
         </w:rPr>
-        <w:t xml:space="preserve"> research areas, they have largely developed separately. Existing electricity and imbalance price forecasting studies are </w:t>
+        <w:t xml:space="preserve"> research areas, they have largely developed separately. Existing electricity and imbalance price forecasting studies are mainly based on market-derived variables, statistical time-series structure, or more recent machine learning and hybrid forecasting architectures. In contrast, studies on grid frequency mainly focus on system stability, control, and the predictability of the frequency signal itself rather than its use as an input to imbalance price forecasting [1], [2], [3], [7], [8], [9]. A more specific gap remains in testing whether engineered micro-signals extracted from high-frequency grid frequency data, such as </w:t>
+      </w:r>
+      <w:proofErr w:type="spellStart"/>
+      <w:r>
+        <w:rPr>
+          <w:rFonts w:asciiTheme="minorHAnsi" w:hAnsiTheme="minorHAnsi"/>
+          <w:sz w:val="20"/>
+          <w:szCs w:val="20"/>
+        </w:rPr>
+        <w:t>RoCoF</w:t>
+      </w:r>
+      <w:proofErr w:type="spellEnd"/>
+      <w:r>
+        <w:rPr>
+          <w:rFonts w:asciiTheme="minorHAnsi" w:hAnsiTheme="minorHAnsi"/>
+          <w:sz w:val="20"/>
+          <w:szCs w:val="20"/>
+        </w:rPr>
+        <w:t>, excursion depth, short-term volatility, and recovery behaviour, provide incremental predictive information for German reBAP beyond conventional market-based inputs.</w:t>
+      </w:r>
+    </w:p>
+    <w:p>
+      <w:pPr>
+        <w:spacing w:before="80" w:after="140" w:line="216" w:lineRule="auto"/>
+        <w:jc w:val="both"/>
+        <w:rPr>
+          <w:rFonts w:asciiTheme="minorHAnsi" w:hAnsiTheme="minorHAnsi"/>
+          <w:sz w:val="20"/>
+          <w:szCs w:val="20"/>
+        </w:rPr>
+      </w:pPr>
+      <w:r>
+        <w:rPr>
+          <w:rFonts w:asciiTheme="minorHAnsi" w:hAnsiTheme="minorHAnsi"/>
+          <w:sz w:val="20"/>
+          <w:szCs w:val="20"/>
+        </w:rPr>
+        <w:t xml:space="preserve">A more specific gap remains in testing whether engineered micro-signals extracted from high-frequency grid frequency data, such as </w:t>
+      </w:r>
+      <w:proofErr w:type="spellStart"/>
+      <w:r>
+        <w:rPr>
+          <w:rFonts w:asciiTheme="minorHAnsi" w:hAnsiTheme="minorHAnsi"/>
+          <w:sz w:val="20"/>
+          <w:szCs w:val="20"/>
+        </w:rPr>
+        <w:t>RoCoF</w:t>
+      </w:r>
+      <w:proofErr w:type="spellEnd"/>
+      <w:r>
+        <w:rPr>
+          <w:rFonts w:asciiTheme="minorHAnsi" w:hAnsiTheme="minorHAnsi"/>
+          <w:sz w:val="20"/>
+          <w:szCs w:val="20"/>
+        </w:rPr>
+        <w:t>, excursion depth, short-term volatility, and recovery behaviour, provide incremental predictive information for German reBAP beyond conventional market-based inputs.</w:t>
+      </w:r>
+      <w:r>
+        <w:rPr>
+          <w:rFonts w:asciiTheme="minorHAnsi" w:hAnsiTheme="minorHAnsi"/>
+          <w:sz w:val="20"/>
+          <w:szCs w:val="20"/>
+        </w:rPr>
+        <w:t xml:space="preserve"> </w:t>
+      </w:r>
+      <w:r>
+        <w:rPr>
+          <w:rFonts w:asciiTheme="minorHAnsi" w:hAnsiTheme="minorHAnsi"/>
+          <w:sz w:val="20"/>
+          <w:szCs w:val="20"/>
+        </w:rPr>
+        <w:t xml:space="preserve">Existing electricity price forecasting studies focus primarily on market-derived variables and model </w:t>
       </w:r>
       <w:r>
         <w:rPr>
@@ -518,78 +602,7 @@
           <w:szCs w:val="20"/>
         </w:rPr>
         <w:lastRenderedPageBreak/>
-        <w:t xml:space="preserve">mainly based on market-derived variables, statistical time-series structure, or more recent machine learning and hybrid forecasting architectures. In contrast, studies on grid frequency mainly focus on system stability, control, and the predictability of the frequency signal itself rather than its use as an input to imbalance price forecasting [1], [2], [3], [7], [8], [9]. A more specific gap remains in testing whether engineered micro-signals extracted from high-frequency grid frequency data, such as </w:t>
-      </w:r>
-      <w:proofErr w:type="spellStart"/>
-      <w:r>
-        <w:rPr>
-          <w:rFonts w:asciiTheme="minorHAnsi" w:hAnsiTheme="minorHAnsi"/>
-          <w:sz w:val="20"/>
-          <w:szCs w:val="20"/>
-        </w:rPr>
-        <w:t>RoCoF</w:t>
-      </w:r>
-      <w:proofErr w:type="spellEnd"/>
-      <w:r>
-        <w:rPr>
-          <w:rFonts w:asciiTheme="minorHAnsi" w:hAnsiTheme="minorHAnsi"/>
-          <w:sz w:val="20"/>
-          <w:szCs w:val="20"/>
-        </w:rPr>
-        <w:t>, excursion depth, short-term volatility, and recovery behaviour, provide incremental predictive information for German reBAP beyond conventional market-based inputs.</w:t>
-      </w:r>
-    </w:p>
-    <w:p>
-      <w:pPr>
-        <w:spacing w:before="80" w:after="140"/>
-        <w:jc w:val="both"/>
-        <w:rPr>
-          <w:rFonts w:asciiTheme="minorHAnsi" w:hAnsiTheme="minorHAnsi"/>
-          <w:sz w:val="20"/>
-          <w:szCs w:val="20"/>
-        </w:rPr>
-      </w:pPr>
-      <w:r>
-        <w:rPr>
-          <w:rFonts w:asciiTheme="minorHAnsi" w:hAnsiTheme="minorHAnsi"/>
-          <w:sz w:val="20"/>
-          <w:szCs w:val="20"/>
-        </w:rPr>
-        <w:t xml:space="preserve">A more specific gap remains in testing whether engineered micro-signals extracted from high-frequency grid frequency data, such as </w:t>
-      </w:r>
-      <w:proofErr w:type="spellStart"/>
-      <w:r>
-        <w:rPr>
-          <w:rFonts w:asciiTheme="minorHAnsi" w:hAnsiTheme="minorHAnsi"/>
-          <w:sz w:val="20"/>
-          <w:szCs w:val="20"/>
-        </w:rPr>
-        <w:t>RoCoF</w:t>
-      </w:r>
-      <w:proofErr w:type="spellEnd"/>
-      <w:r>
-        <w:rPr>
-          <w:rFonts w:asciiTheme="minorHAnsi" w:hAnsiTheme="minorHAnsi"/>
-          <w:sz w:val="20"/>
-          <w:szCs w:val="20"/>
-        </w:rPr>
-        <w:t>, excursion depth, short-term volatility, and recovery behaviour, provide incremental predictive information for German reBAP beyond conventional market-based inputs.</w:t>
-      </w:r>
-      <w:r>
-        <w:rPr>
-          <w:rFonts w:asciiTheme="minorHAnsi" w:hAnsiTheme="minorHAnsi"/>
-          <w:sz w:val="20"/>
-          <w:szCs w:val="20"/>
-        </w:rPr>
-        <w:t xml:space="preserve"> </w:t>
-      </w:r>
-      <w:r>
-        <w:rPr>
-          <w:rFonts w:asciiTheme="minorHAnsi" w:hAnsiTheme="minorHAnsi"/>
-          <w:sz w:val="20"/>
-          <w:szCs w:val="20"/>
-        </w:rPr>
-        <w:t>Existing electricity price forecasting studies focus primarily on market-derived variables and model architectures designed to improve predictive accuracy [2], [3], [8], [9], while grid frequency studies focus on system stability, predictability, and physical interpretation of the frequency signal itself [1], [7]. However, neither line of work explicitly evaluates whether frequency-derived microstructure can be transformed into predictive features and used to improve imbalance price forecasting.</w:t>
+        <w:t>architectures designed to improve predictive accuracy [2], [3], [8], [9], while grid frequency studies focus on system stability, predictability, and physical interpretation of the frequency signal itself [1], [7]. However, neither line of work explicitly evaluates whether frequency-derived microstructure can be transformed into predictive features and used to improve imbalance price forecasting.</w:t>
       </w:r>
       <w:r>
         <w:rPr>
@@ -614,6 +627,7 @@
         <w:pBdr>
           <w:bottom w:val="single" w:sz="6" w:space="4" w:color="2E75B6"/>
         </w:pBdr>
+        <w:spacing w:line="216" w:lineRule="auto"/>
         <w:rPr>
           <w:rFonts w:asciiTheme="minorHAnsi" w:hAnsiTheme="minorHAnsi"/>
           <w:sz w:val="20"/>
@@ -631,7 +645,7 @@
     </w:p>
     <w:p>
       <w:pPr>
-        <w:spacing w:before="80" w:after="140"/>
+        <w:spacing w:before="80" w:after="140" w:line="216" w:lineRule="auto"/>
         <w:jc w:val="both"/>
         <w:rPr>
           <w:rFonts w:asciiTheme="minorHAnsi" w:hAnsiTheme="minorHAnsi"/>
@@ -655,7 +669,7 @@
           <w:ilvl w:val="0"/>
           <w:numId w:val="5"/>
         </w:numPr>
-        <w:spacing w:before="80" w:after="140"/>
+        <w:spacing w:before="80" w:after="140" w:line="216" w:lineRule="auto"/>
         <w:jc w:val="both"/>
         <w:rPr>
           <w:rFonts w:asciiTheme="minorHAnsi" w:hAnsiTheme="minorHAnsi"/>
@@ -679,7 +693,7 @@
           <w:ilvl w:val="0"/>
           <w:numId w:val="5"/>
         </w:numPr>
-        <w:spacing w:before="80" w:after="140"/>
+        <w:spacing w:before="80" w:after="140" w:line="216" w:lineRule="auto"/>
         <w:jc w:val="both"/>
         <w:rPr>
           <w:rFonts w:asciiTheme="minorHAnsi" w:hAnsiTheme="minorHAnsi"/>
@@ -703,7 +717,7 @@
           <w:ilvl w:val="0"/>
           <w:numId w:val="5"/>
         </w:numPr>
-        <w:spacing w:before="80" w:after="140"/>
+        <w:spacing w:before="80" w:after="140" w:line="216" w:lineRule="auto"/>
         <w:jc w:val="both"/>
         <w:rPr>
           <w:rFonts w:asciiTheme="minorHAnsi" w:hAnsiTheme="minorHAnsi"/>
@@ -727,7 +741,7 @@
           <w:ilvl w:val="0"/>
           <w:numId w:val="5"/>
         </w:numPr>
-        <w:spacing w:before="80" w:after="140"/>
+        <w:spacing w:before="80" w:after="140" w:line="216" w:lineRule="auto"/>
         <w:jc w:val="both"/>
         <w:rPr>
           <w:rFonts w:asciiTheme="minorHAnsi" w:hAnsiTheme="minorHAnsi"/>
@@ -751,7 +765,7 @@
           <w:ilvl w:val="0"/>
           <w:numId w:val="5"/>
         </w:numPr>
-        <w:spacing w:before="80" w:after="140"/>
+        <w:spacing w:before="80" w:after="140" w:line="216" w:lineRule="auto"/>
         <w:jc w:val="both"/>
         <w:rPr>
           <w:rFonts w:asciiTheme="minorHAnsi" w:hAnsiTheme="minorHAnsi"/>
@@ -770,7 +784,7 @@
     </w:p>
     <w:p>
       <w:pPr>
-        <w:spacing w:before="80" w:after="140"/>
+        <w:spacing w:before="80" w:after="140" w:line="216" w:lineRule="auto"/>
         <w:jc w:val="both"/>
         <w:rPr>
           <w:rFonts w:asciiTheme="minorHAnsi" w:hAnsiTheme="minorHAnsi"/>
@@ -789,44 +803,35 @@
     </w:p>
     <w:p>
       <w:pPr>
-        <w:spacing w:before="60" w:after="60"/>
-        <w:rPr>
-          <w:rFonts w:asciiTheme="minorHAnsi" w:hAnsiTheme="minorHAnsi"/>
-          <w:sz w:val="20"/>
-          <w:szCs w:val="20"/>
-        </w:rPr>
-      </w:pPr>
-      <w:r>
-        <w:rPr>
-          <w:rFonts w:asciiTheme="minorHAnsi" w:hAnsiTheme="minorHAnsi"/>
-          <w:sz w:val="20"/>
-          <w:szCs w:val="20"/>
-        </w:rPr>
-        <w:t xml:space="preserve">The timescale of the process means that second-level analysis is required to capture the relevant dynamics. Due to a documented resolution shift in the data after January 2017, the analysis is restricted to the 2012–2016 period, which is the only time interval for which a consistent high-precision dataset is available. The imbalance price target (reBAP) is specific to Germany and reflects the outcome of the German balancing market. In contrast, the frequency data is measured across the Continental European </w:t>
-      </w:r>
-      <w:r>
-        <w:rPr>
-          <w:rFonts w:asciiTheme="minorHAnsi" w:hAnsiTheme="minorHAnsi"/>
-          <w:sz w:val="20"/>
-          <w:szCs w:val="20"/>
-        </w:rPr>
-        <w:lastRenderedPageBreak/>
-        <w:t>synchronous area, where all connected systems operate at a common grid frequency. As a result, frequency deviations reflect system-wide imbalances, while imbalance prices remain country-specific due to differences in market design and settlement mechanisms. All frequency features are aggregated to 15-minute intervals to match the reBAP settlement period.</w:t>
-      </w:r>
-    </w:p>
-    <w:p>
-      <w:pPr>
-        <w:spacing w:before="60" w:after="60"/>
-        <w:rPr>
-          <w:rFonts w:asciiTheme="minorHAnsi" w:hAnsiTheme="minorHAnsi"/>
-          <w:sz w:val="20"/>
-          <w:szCs w:val="20"/>
-        </w:rPr>
-      </w:pPr>
-    </w:p>
-    <w:p>
-      <w:pPr>
-        <w:spacing w:before="60" w:after="60"/>
+        <w:spacing w:before="60" w:after="60" w:line="216" w:lineRule="auto"/>
+        <w:rPr>
+          <w:rFonts w:asciiTheme="minorHAnsi" w:hAnsiTheme="minorHAnsi"/>
+          <w:sz w:val="20"/>
+          <w:szCs w:val="20"/>
+        </w:rPr>
+      </w:pPr>
+      <w:r>
+        <w:rPr>
+          <w:rFonts w:asciiTheme="minorHAnsi" w:hAnsiTheme="minorHAnsi"/>
+          <w:sz w:val="20"/>
+          <w:szCs w:val="20"/>
+        </w:rPr>
+        <w:t>The timescale of the process means that second-level analysis is required to capture the relevant dynamics. Due to a documented resolution shift in the data after January 2017, the analysis is restricted to the 2012–2016 period, which is the only time interval for which a consistent high-precision dataset is available. The imbalance price target (reBAP) is specific to Germany and reflects the outcome of the German balancing market. In contrast, the frequency data is measured across the Continental European synchronous area, where all connected systems operate at a common grid frequency. As a result, frequency deviations reflect system-wide imbalances, while imbalance prices remain country-specific due to differences in market design and settlement mechanisms. All frequency features are aggregated to 15-minute intervals to match the reBAP settlement period.</w:t>
+      </w:r>
+    </w:p>
+    <w:p>
+      <w:pPr>
+        <w:spacing w:before="60" w:after="60" w:line="216" w:lineRule="auto"/>
+        <w:rPr>
+          <w:rFonts w:asciiTheme="minorHAnsi" w:hAnsiTheme="minorHAnsi"/>
+          <w:sz w:val="20"/>
+          <w:szCs w:val="20"/>
+        </w:rPr>
+      </w:pPr>
+    </w:p>
+    <w:p>
+      <w:pPr>
+        <w:spacing w:before="60" w:after="60" w:line="216" w:lineRule="auto"/>
         <w:rPr>
           <w:rFonts w:asciiTheme="minorHAnsi" w:hAnsiTheme="minorHAnsi"/>
           <w:sz w:val="20"/>
@@ -866,6 +871,7 @@
         <w:pBdr>
           <w:bottom w:val="single" w:sz="6" w:space="4" w:color="2E75B6"/>
         </w:pBdr>
+        <w:spacing w:line="216" w:lineRule="auto"/>
         <w:rPr>
           <w:rFonts w:asciiTheme="minorHAnsi" w:hAnsiTheme="minorHAnsi"/>
           <w:sz w:val="20"/>
@@ -884,6 +890,7 @@
     <w:p>
       <w:pPr>
         <w:pStyle w:val="Heading2"/>
+        <w:spacing w:line="216" w:lineRule="auto"/>
         <w:rPr>
           <w:rFonts w:asciiTheme="minorHAnsi" w:hAnsiTheme="minorHAnsi"/>
           <w:sz w:val="20"/>
@@ -901,7 +908,7 @@
     </w:p>
     <w:p>
       <w:pPr>
-        <w:spacing w:before="80" w:after="140"/>
+        <w:spacing w:before="80" w:after="140" w:line="216" w:lineRule="auto"/>
         <w:jc w:val="both"/>
         <w:rPr>
           <w:rFonts w:asciiTheme="minorHAnsi" w:hAnsiTheme="minorHAnsi"/>
@@ -915,6 +922,7 @@
           <w:sz w:val="20"/>
           <w:szCs w:val="20"/>
         </w:rPr>
+        <w:lastRenderedPageBreak/>
         <w:t xml:space="preserve">The grid frequency measurements for the German (Continental European) synchronous area were derived from the Power Grid Frequency Database [5]. The </w:t>
       </w:r>
       <w:proofErr w:type="gramStart"/>
@@ -956,7 +964,7 @@
     </w:p>
     <w:p>
       <w:pPr>
-        <w:spacing w:before="80" w:after="140"/>
+        <w:spacing w:before="80" w:after="140" w:line="216" w:lineRule="auto"/>
         <w:jc w:val="both"/>
         <w:rPr>
           <w:rFonts w:asciiTheme="minorHAnsi" w:hAnsiTheme="minorHAnsi"/>
@@ -994,6 +1002,7 @@
     <w:p>
       <w:pPr>
         <w:pStyle w:val="Heading2"/>
+        <w:spacing w:line="216" w:lineRule="auto"/>
         <w:rPr>
           <w:rFonts w:asciiTheme="minorHAnsi" w:hAnsiTheme="minorHAnsi"/>
           <w:sz w:val="20"/>
@@ -1011,7 +1020,7 @@
     </w:p>
     <w:p>
       <w:pPr>
-        <w:spacing w:before="80" w:after="140"/>
+        <w:spacing w:before="80" w:after="140" w:line="216" w:lineRule="auto"/>
         <w:jc w:val="both"/>
         <w:rPr>
           <w:rFonts w:asciiTheme="minorHAnsi" w:hAnsiTheme="minorHAnsi"/>
@@ -1030,7 +1039,7 @@
     </w:p>
     <w:p>
       <w:pPr>
-        <w:spacing w:before="80" w:after="140"/>
+        <w:spacing w:before="80" w:after="140" w:line="216" w:lineRule="auto"/>
         <w:jc w:val="both"/>
         <w:rPr>
           <w:rFonts w:asciiTheme="minorHAnsi" w:hAnsiTheme="minorHAnsi"/>
@@ -1067,7 +1076,7 @@
     </w:p>
     <w:p>
       <w:pPr>
-        <w:spacing w:before="80" w:after="140"/>
+        <w:spacing w:before="80" w:after="140" w:line="216" w:lineRule="auto"/>
         <w:jc w:val="both"/>
         <w:rPr>
           <w:rFonts w:asciiTheme="minorHAnsi" w:hAnsiTheme="minorHAnsi"/>
@@ -1108,6 +1117,7 @@
         <w:pBdr>
           <w:bottom w:val="single" w:sz="6" w:space="4" w:color="2E75B6"/>
         </w:pBdr>
+        <w:spacing w:line="216" w:lineRule="auto"/>
         <w:rPr>
           <w:rFonts w:asciiTheme="minorHAnsi" w:hAnsiTheme="minorHAnsi"/>
           <w:sz w:val="20"/>
@@ -1125,7 +1135,7 @@
     </w:p>
     <w:p>
       <w:pPr>
-        <w:spacing w:before="80" w:after="140"/>
+        <w:spacing w:before="80" w:after="140" w:line="216" w:lineRule="auto"/>
         <w:jc w:val="both"/>
         <w:rPr>
           <w:rFonts w:asciiTheme="minorHAnsi" w:hAnsiTheme="minorHAnsi"/>
@@ -1145,6 +1155,7 @@
     <w:p>
       <w:pPr>
         <w:pStyle w:val="Heading2"/>
+        <w:spacing w:line="216" w:lineRule="auto"/>
         <w:rPr>
           <w:rFonts w:asciiTheme="minorHAnsi" w:hAnsiTheme="minorHAnsi"/>
           <w:sz w:val="20"/>
@@ -1162,7 +1173,7 @@
     </w:p>
     <w:p>
       <w:pPr>
-        <w:spacing w:before="80" w:after="140"/>
+        <w:spacing w:before="80" w:after="140" w:line="216" w:lineRule="auto"/>
         <w:jc w:val="both"/>
         <w:rPr>
           <w:rFonts w:asciiTheme="minorHAnsi" w:hAnsiTheme="minorHAnsi"/>
@@ -1176,21 +1187,13 @@
           <w:sz w:val="20"/>
           <w:szCs w:val="20"/>
         </w:rPr>
-        <w:t xml:space="preserve">The baseline model captures the statistical structure known to drive imbalance prices. This includes lagged price values to capture short-term momentum effects, rolling averages to capture local trend components, as well as rolling dispersion measures to capture short-term volatility. Additionally, I have included features to capture scale-normalised representations of past price movements. In the tuned models, I have included hour-of-day and day-of-week indicators to capture the typical operational </w:t>
-      </w:r>
-      <w:r>
-        <w:rPr>
-          <w:rFonts w:asciiTheme="minorHAnsi" w:hAnsiTheme="minorHAnsi"/>
-          <w:sz w:val="20"/>
-          <w:szCs w:val="20"/>
-        </w:rPr>
-        <w:lastRenderedPageBreak/>
-        <w:t>patterns around ramp periods and weekday/weekend transitions. I want to achieve a truly competitive baseline rather than a poor one that flatters the performance of the frequency signals.</w:t>
+        <w:t>The baseline model captures the statistical structure known to drive imbalance prices. This includes lagged price values to capture short-term momentum effects, rolling averages to capture local trend components, as well as rolling dispersion measures to capture short-term volatility. Additionally, I have included features to capture scale-normalised representations of past price movements. In the tuned models, I have included hour-of-day and day-of-week indicators to capture the typical operational patterns around ramp periods and weekday/weekend transitions. I want to achieve a truly competitive baseline rather than a poor one that flatters the performance of the frequency signals.</w:t>
       </w:r>
     </w:p>
     <w:p>
       <w:pPr>
         <w:pStyle w:val="Heading2"/>
+        <w:spacing w:line="216" w:lineRule="auto"/>
         <w:rPr>
           <w:rFonts w:asciiTheme="minorHAnsi" w:hAnsiTheme="minorHAnsi"/>
           <w:sz w:val="20"/>
@@ -1208,7 +1211,7 @@
     </w:p>
     <w:p>
       <w:pPr>
-        <w:spacing w:before="80" w:after="140"/>
+        <w:spacing w:before="80" w:after="140" w:line="216" w:lineRule="auto"/>
         <w:jc w:val="both"/>
         <w:rPr>
           <w:rFonts w:asciiTheme="minorHAnsi" w:hAnsiTheme="minorHAnsi"/>
@@ -1264,7 +1267,7 @@
           <w:ilvl w:val="0"/>
           <w:numId w:val="6"/>
         </w:numPr>
-        <w:spacing w:before="80" w:after="140"/>
+        <w:spacing w:before="80" w:after="140" w:line="216" w:lineRule="auto"/>
         <w:jc w:val="both"/>
         <w:rPr>
           <w:rFonts w:asciiTheme="minorHAnsi" w:hAnsiTheme="minorHAnsi"/>
@@ -1406,7 +1409,7 @@
     </w:p>
     <w:p>
       <w:pPr>
-        <w:spacing w:before="80" w:after="140"/>
+        <w:spacing w:before="80" w:after="140" w:line="216" w:lineRule="auto"/>
         <w:jc w:val="both"/>
         <w:rPr>
           <w:rFonts w:asciiTheme="minorHAnsi" w:hAnsiTheme="minorHAnsi"/>
@@ -1572,7 +1575,7 @@
     </w:p>
     <w:p>
       <w:pPr>
-        <w:spacing w:before="80" w:after="140"/>
+        <w:spacing w:before="80" w:after="140" w:line="216" w:lineRule="auto"/>
         <w:jc w:val="both"/>
         <w:rPr>
           <w:rFonts w:asciiTheme="minorHAnsi" w:hAnsiTheme="minorHAnsi"/>
@@ -1591,6 +1594,7 @@
               <w:sz w:val="20"/>
               <w:szCs w:val="20"/>
             </w:rPr>
+            <w:lastRenderedPageBreak/>
             <m:t>Max Deviation</m:t>
           </m:r>
           <m:r>
@@ -1857,7 +1861,7 @@
           <w:ilvl w:val="0"/>
           <w:numId w:val="6"/>
         </w:numPr>
-        <w:spacing w:before="80" w:after="140"/>
+        <w:spacing w:before="80" w:after="140" w:line="216" w:lineRule="auto"/>
         <w:jc w:val="both"/>
         <w:rPr>
           <w:rFonts w:asciiTheme="minorHAnsi" w:hAnsiTheme="minorHAnsi"/>
@@ -1980,7 +1984,7 @@
     </w:p>
     <w:p>
       <w:pPr>
-        <w:spacing w:before="80" w:after="140"/>
+        <w:spacing w:before="80" w:after="140" w:line="216" w:lineRule="auto"/>
         <w:jc w:val="both"/>
         <w:rPr>
           <w:rFonts w:asciiTheme="minorHAnsi" w:hAnsiTheme="minorHAnsi"/>
@@ -2001,7 +2005,6 @@
               </m:ctrlPr>
             </m:sSubPr>
             <m:e>
-              <w:proofErr w:type="spellStart"/>
               <m:r>
                 <m:rPr>
                   <m:nor/>
@@ -2013,7 +2016,6 @@
                 </w:rPr>
                 <m:t>RoCoF</m:t>
               </m:r>
-              <w:proofErr w:type="spellEnd"/>
             </m:e>
             <m:sub>
               <m:r>
@@ -2125,7 +2127,7 @@
           <w:ilvl w:val="0"/>
           <w:numId w:val="6"/>
         </w:numPr>
-        <w:spacing w:before="80" w:after="140"/>
+        <w:spacing w:before="80" w:after="140" w:line="216" w:lineRule="auto"/>
         <w:jc w:val="both"/>
         <w:rPr>
           <w:rFonts w:asciiTheme="minorHAnsi" w:hAnsiTheme="minorHAnsi"/>
@@ -2204,7 +2206,7 @@
     </w:p>
     <w:p>
       <w:pPr>
-        <w:spacing w:before="80" w:after="140"/>
+        <w:spacing w:before="80" w:after="140" w:line="216" w:lineRule="auto"/>
         <w:jc w:val="both"/>
         <w:rPr>
           <w:rFonts w:asciiTheme="minorHAnsi" w:hAnsiTheme="minorHAnsi"/>
@@ -2451,7 +2453,7 @@
           <w:ilvl w:val="0"/>
           <w:numId w:val="6"/>
         </w:numPr>
-        <w:spacing w:before="80" w:after="140"/>
+        <w:spacing w:before="80" w:after="140" w:line="216" w:lineRule="auto"/>
         <w:jc w:val="both"/>
         <w:rPr>
           <w:rFonts w:asciiTheme="minorHAnsi" w:hAnsiTheme="minorHAnsi"/>
@@ -2541,7 +2543,7 @@
     </w:p>
     <w:p>
       <w:pPr>
-        <w:spacing w:before="80" w:after="140"/>
+        <w:spacing w:before="80" w:after="140" w:line="216" w:lineRule="auto"/>
         <w:jc w:val="both"/>
         <w:rPr>
           <w:rFonts w:asciiTheme="minorHAnsi" w:hAnsiTheme="minorHAnsi"/>
@@ -2781,7 +2783,7 @@
           <w:ilvl w:val="0"/>
           <w:numId w:val="6"/>
         </w:numPr>
-        <w:spacing w:before="80" w:after="140"/>
+        <w:spacing w:before="80" w:after="140" w:line="216" w:lineRule="auto"/>
         <w:jc w:val="both"/>
         <w:rPr>
           <w:rFonts w:asciiTheme="minorHAnsi" w:hAnsiTheme="minorHAnsi"/>
@@ -2810,7 +2812,7 @@
     </w:p>
     <w:p>
       <w:pPr>
-        <w:spacing w:before="80" w:after="140"/>
+        <w:spacing w:before="80" w:after="140" w:line="216" w:lineRule="auto"/>
         <w:jc w:val="both"/>
         <w:rPr>
           <w:rFonts w:asciiTheme="minorHAnsi" w:hAnsiTheme="minorHAnsi"/>
@@ -2833,6 +2835,7 @@
         <w:pBdr>
           <w:bottom w:val="single" w:sz="6" w:space="4" w:color="2E75B6"/>
         </w:pBdr>
+        <w:spacing w:line="216" w:lineRule="auto"/>
         <w:rPr>
           <w:rFonts w:asciiTheme="minorHAnsi" w:hAnsiTheme="minorHAnsi"/>
           <w:sz w:val="20"/>
@@ -2851,25 +2854,25 @@
     <w:p>
       <w:pPr>
         <w:pStyle w:val="Heading2"/>
-        <w:rPr>
-          <w:rFonts w:asciiTheme="minorHAnsi" w:hAnsiTheme="minorHAnsi"/>
-          <w:sz w:val="20"/>
-          <w:szCs w:val="20"/>
-        </w:rPr>
-      </w:pPr>
-      <w:r>
-        <w:rPr>
-          <w:rFonts w:asciiTheme="minorHAnsi" w:hAnsiTheme="minorHAnsi"/>
-          <w:sz w:val="20"/>
-          <w:szCs w:val="20"/>
-        </w:rPr>
-        <w:lastRenderedPageBreak/>
+        <w:spacing w:line="216" w:lineRule="auto"/>
+        <w:rPr>
+          <w:rFonts w:asciiTheme="minorHAnsi" w:hAnsiTheme="minorHAnsi"/>
+          <w:sz w:val="20"/>
+          <w:szCs w:val="20"/>
+        </w:rPr>
+      </w:pPr>
+      <w:r>
+        <w:rPr>
+          <w:rFonts w:asciiTheme="minorHAnsi" w:hAnsiTheme="minorHAnsi"/>
+          <w:sz w:val="20"/>
+          <w:szCs w:val="20"/>
+        </w:rPr>
         <w:t>6.1 Data Splits and Evaluation Protocol</w:t>
       </w:r>
     </w:p>
     <w:p>
       <w:pPr>
-        <w:spacing w:before="80" w:after="140"/>
+        <w:spacing w:before="80" w:after="140" w:line="216" w:lineRule="auto"/>
         <w:jc w:val="both"/>
         <w:rPr>
           <w:rFonts w:asciiTheme="minorHAnsi" w:hAnsiTheme="minorHAnsi"/>
@@ -2904,7 +2907,7 @@
     </w:p>
     <w:p>
       <w:pPr>
-        <w:spacing w:before="80" w:after="140"/>
+        <w:spacing w:before="80" w:after="140" w:line="216" w:lineRule="auto"/>
         <w:jc w:val="both"/>
         <w:rPr>
           <w:rFonts w:asciiTheme="minorHAnsi" w:hAnsiTheme="minorHAnsi"/>
@@ -2942,6 +2945,7 @@
     <w:p>
       <w:pPr>
         <w:pStyle w:val="Heading2"/>
+        <w:spacing w:line="216" w:lineRule="auto"/>
         <w:rPr>
           <w:rFonts w:asciiTheme="minorHAnsi" w:hAnsiTheme="minorHAnsi"/>
           <w:sz w:val="20"/>
@@ -2959,7 +2963,7 @@
     </w:p>
     <w:p>
       <w:pPr>
-        <w:spacing w:before="80" w:after="140"/>
+        <w:spacing w:before="80" w:after="140" w:line="216" w:lineRule="auto"/>
         <w:jc w:val="both"/>
         <w:rPr>
           <w:rFonts w:asciiTheme="minorHAnsi" w:hAnsiTheme="minorHAnsi"/>
@@ -3014,7 +3018,7 @@
     </w:p>
     <w:p>
       <w:pPr>
-        <w:spacing w:before="80" w:after="140"/>
+        <w:spacing w:before="80" w:after="140" w:line="216" w:lineRule="auto"/>
         <w:jc w:val="both"/>
         <w:rPr>
           <w:rFonts w:asciiTheme="minorHAnsi" w:hAnsiTheme="minorHAnsi"/>
@@ -3046,7 +3050,16 @@
           <w:sz w:val="20"/>
           <w:szCs w:val="20"/>
         </w:rPr>
-        <w:t xml:space="preserve"> regressors are used with 300 trees, maximum depth 6, learning rate 0.05, subsample ratio 0.8, and column subsample ratio 0.8. For the binary spike-classification tasks, the model uses the binary logistic objective with maximum depth 6, learning rate 0.02, subsample ratio 0.8, column subsample ratio 0.8, and up to 2000 boosting rounds with early stopping after 100 rounds without validation improvement. For volatility regime classification, a multiclass soft-probability classifier is used with 400 trees, maximum depth 5, learning rate 0.05, subsample ratio 0.8, and column subsample ratio 0.8. Random seeds are fixed at 42 throughout for reproducibility.</w:t>
+        <w:t xml:space="preserve"> regressors are used with 300 trees, maximum depth 6, learning rate 0.05, subsample ratio 0.8, and column subsample ratio 0.8. For the binary spike-classification tasks, the model uses the binary logistic objective with maximum depth 6, learning rate 0.02, subsample ratio 0.8, column subsample ratio 0.8, and up to 2000 boosting rounds with early stopping after 100 rounds without </w:t>
+      </w:r>
+      <w:r>
+        <w:rPr>
+          <w:rFonts w:asciiTheme="minorHAnsi" w:hAnsiTheme="minorHAnsi"/>
+          <w:sz w:val="20"/>
+          <w:szCs w:val="20"/>
+        </w:rPr>
+        <w:lastRenderedPageBreak/>
+        <w:t>validation improvement. For volatility regime classification, a multiclass soft-probability classifier is used with 400 trees, maximum depth 5, learning rate 0.05, subsample ratio 0.8, and column subsample ratio 0.8. Random seeds are fixed at 42 throughout for reproducibility.</w:t>
       </w:r>
       <w:r>
         <w:rPr>
@@ -3067,7 +3080,7 @@
     </w:p>
     <w:p>
       <w:pPr>
-        <w:spacing w:before="80" w:after="140"/>
+        <w:spacing w:before="80" w:after="140" w:line="216" w:lineRule="auto"/>
         <w:jc w:val="both"/>
         <w:rPr>
           <w:rFonts w:asciiTheme="minorHAnsi" w:hAnsiTheme="minorHAnsi"/>
@@ -3095,6 +3108,7 @@
     <w:p>
       <w:pPr>
         <w:pStyle w:val="Heading2"/>
+        <w:spacing w:line="216" w:lineRule="auto"/>
         <w:rPr>
           <w:rFonts w:asciiTheme="minorHAnsi" w:hAnsiTheme="minorHAnsi"/>
           <w:sz w:val="20"/>
@@ -3112,7 +3126,7 @@
     </w:p>
     <w:p>
       <w:pPr>
-        <w:spacing w:before="80" w:after="140"/>
+        <w:spacing w:before="80" w:after="140" w:line="216" w:lineRule="auto"/>
         <w:jc w:val="both"/>
         <w:rPr>
           <w:rFonts w:asciiTheme="minorHAnsi" w:hAnsiTheme="minorHAnsi"/>
@@ -3131,7 +3145,7 @@
     </w:p>
     <w:p>
       <w:pPr>
-        <w:spacing w:before="80" w:after="140"/>
+        <w:spacing w:before="80" w:after="140" w:line="216" w:lineRule="auto"/>
         <w:jc w:val="both"/>
         <w:rPr>
           <w:rFonts w:asciiTheme="minorHAnsi" w:hAnsiTheme="minorHAnsi"/>
@@ -3150,7 +3164,7 @@
     </w:p>
     <w:p>
       <w:pPr>
-        <w:spacing w:before="80" w:after="140"/>
+        <w:spacing w:before="80" w:after="140" w:line="216" w:lineRule="auto"/>
         <w:jc w:val="both"/>
         <w:rPr>
           <w:rFonts w:asciiTheme="minorHAnsi" w:hAnsiTheme="minorHAnsi"/>
@@ -3187,7 +3201,7 @@
     </w:p>
     <w:p>
       <w:pPr>
-        <w:spacing w:before="80" w:after="140"/>
+        <w:spacing w:before="80" w:after="140" w:line="216" w:lineRule="auto"/>
         <w:jc w:val="both"/>
         <w:rPr>
           <w:rFonts w:asciiTheme="minorHAnsi" w:hAnsiTheme="minorHAnsi"/>
@@ -3201,13 +3215,12 @@
           <w:sz w:val="20"/>
           <w:szCs w:val="20"/>
         </w:rPr>
-        <w:lastRenderedPageBreak/>
         <w:t>These baselines are intentionally simple and are not heavily tuned, since their purpose is not to maximise benchmark performance but to provide transparent reference points for assessing whether the proposed models deliver meaningful gains over naive forecasting rules. This follows the general principle in electricity price forecasting that model improvements should be judged relative to clear and interpretable benchmark methods rather than only in absolute terms.</w:t>
       </w:r>
     </w:p>
     <w:p>
       <w:pPr>
-        <w:spacing w:before="80" w:after="140"/>
+        <w:spacing w:before="80" w:after="140" w:line="216" w:lineRule="auto"/>
         <w:jc w:val="both"/>
         <w:rPr>
           <w:rFonts w:asciiTheme="minorHAnsi" w:hAnsiTheme="minorHAnsi"/>
@@ -3226,7 +3239,7 @@
     </w:p>
     <w:p>
       <w:pPr>
-        <w:spacing w:before="80" w:after="140"/>
+        <w:spacing w:before="80" w:after="140" w:line="216" w:lineRule="auto"/>
         <w:jc w:val="both"/>
         <w:rPr>
           <w:rFonts w:asciiTheme="minorHAnsi" w:hAnsiTheme="minorHAnsi"/>
@@ -3319,6 +3332,7 @@
           </w:tcPr>
           <w:p>
             <w:pPr>
+              <w:spacing w:line="216" w:lineRule="auto"/>
               <w:rPr>
                 <w:rFonts w:asciiTheme="minorHAnsi" w:hAnsiTheme="minorHAnsi"/>
                 <w:sz w:val="20"/>
@@ -3340,6 +3354,7 @@
     <w:p>
       <w:pPr>
         <w:pStyle w:val="Heading2"/>
+        <w:spacing w:line="216" w:lineRule="auto"/>
         <w:rPr>
           <w:rFonts w:asciiTheme="minorHAnsi" w:hAnsiTheme="minorHAnsi"/>
           <w:sz w:val="20"/>
@@ -3386,6 +3401,7 @@
           <w:p>
             <w:pPr>
               <w:pStyle w:val="Heading2"/>
+              <w:spacing w:line="216" w:lineRule="auto"/>
               <w:rPr>
                 <w:rFonts w:asciiTheme="minorHAnsi" w:hAnsiTheme="minorHAnsi"/>
                 <w:color w:val="FFFFFF" w:themeColor="background1"/>
@@ -3417,6 +3433,7 @@
           <w:p>
             <w:pPr>
               <w:pStyle w:val="Heading2"/>
+              <w:spacing w:line="216" w:lineRule="auto"/>
               <w:cnfStyle w:val="100000000000" w:firstRow="1" w:lastRow="0" w:firstColumn="0" w:lastColumn="0" w:oddVBand="0" w:evenVBand="0" w:oddHBand="0" w:evenHBand="0" w:firstRowFirstColumn="0" w:firstRowLastColumn="0" w:lastRowFirstColumn="0" w:lastRowLastColumn="0"/>
               <w:rPr>
                 <w:rFonts w:asciiTheme="minorHAnsi" w:hAnsiTheme="minorHAnsi"/>
@@ -3449,6 +3466,7 @@
           <w:p>
             <w:pPr>
               <w:pStyle w:val="Heading2"/>
+              <w:spacing w:line="216" w:lineRule="auto"/>
               <w:cnfStyle w:val="100000000000" w:firstRow="1" w:lastRow="0" w:firstColumn="0" w:lastColumn="0" w:oddVBand="0" w:evenVBand="0" w:oddHBand="0" w:evenHBand="0" w:firstRowFirstColumn="0" w:firstRowLastColumn="0" w:lastRowFirstColumn="0" w:lastRowLastColumn="0"/>
               <w:rPr>
                 <w:rFonts w:asciiTheme="minorHAnsi" w:hAnsiTheme="minorHAnsi"/>
@@ -3481,6 +3499,7 @@
           <w:p>
             <w:pPr>
               <w:pStyle w:val="Heading2"/>
+              <w:spacing w:line="216" w:lineRule="auto"/>
               <w:cnfStyle w:val="100000000000" w:firstRow="1" w:lastRow="0" w:firstColumn="0" w:lastColumn="0" w:oddVBand="0" w:evenVBand="0" w:oddHBand="0" w:evenHBand="0" w:firstRowFirstColumn="0" w:firstRowLastColumn="0" w:lastRowFirstColumn="0" w:lastRowLastColumn="0"/>
               <w:rPr>
                 <w:rFonts w:asciiTheme="minorHAnsi" w:hAnsiTheme="minorHAnsi"/>
@@ -3520,6 +3539,7 @@
           <w:p>
             <w:pPr>
               <w:pStyle w:val="Heading2"/>
+              <w:spacing w:line="216" w:lineRule="auto"/>
               <w:rPr>
                 <w:rFonts w:asciiTheme="minorHAnsi" w:hAnsiTheme="minorHAnsi"/>
                 <w:color w:val="000000" w:themeColor="text1"/>
@@ -3534,6 +3554,7 @@
                 <w:sz w:val="20"/>
                 <w:szCs w:val="20"/>
               </w:rPr>
+              <w:lastRenderedPageBreak/>
               <w:t>Price Regression</w:t>
             </w:r>
           </w:p>
@@ -3551,6 +3572,7 @@
           <w:p>
             <w:pPr>
               <w:pStyle w:val="Heading2"/>
+              <w:spacing w:line="216" w:lineRule="auto"/>
               <w:cnfStyle w:val="000000100000" w:firstRow="0" w:lastRow="0" w:firstColumn="0" w:lastColumn="0" w:oddVBand="0" w:evenVBand="0" w:oddHBand="1" w:evenHBand="0" w:firstRowFirstColumn="0" w:firstRowLastColumn="0" w:lastRowFirstColumn="0" w:lastRowLastColumn="0"/>
               <w:rPr>
                 <w:rFonts w:asciiTheme="minorHAnsi" w:hAnsiTheme="minorHAnsi"/>
@@ -3587,6 +3609,7 @@
           <w:p>
             <w:pPr>
               <w:pStyle w:val="Heading2"/>
+              <w:spacing w:line="216" w:lineRule="auto"/>
               <w:cnfStyle w:val="000000100000" w:firstRow="0" w:lastRow="0" w:firstColumn="0" w:lastColumn="0" w:oddVBand="0" w:evenVBand="0" w:oddHBand="1" w:evenHBand="0" w:firstRowFirstColumn="0" w:firstRowLastColumn="0" w:lastRowFirstColumn="0" w:lastRowLastColumn="0"/>
               <w:rPr>
                 <w:rFonts w:asciiTheme="minorHAnsi" w:hAnsiTheme="minorHAnsi"/>
@@ -3623,6 +3646,7 @@
           <w:p>
             <w:pPr>
               <w:pStyle w:val="Heading2"/>
+              <w:spacing w:line="216" w:lineRule="auto"/>
               <w:cnfStyle w:val="000000100000" w:firstRow="0" w:lastRow="0" w:firstColumn="0" w:lastColumn="0" w:oddVBand="0" w:evenVBand="0" w:oddHBand="1" w:evenHBand="0" w:firstRowFirstColumn="0" w:firstRowLastColumn="0" w:lastRowFirstColumn="0" w:lastRowLastColumn="0"/>
               <w:rPr>
                 <w:rFonts w:asciiTheme="minorHAnsi" w:hAnsiTheme="minorHAnsi"/>
@@ -3665,6 +3689,7 @@
           <w:p>
             <w:pPr>
               <w:pStyle w:val="Heading2"/>
+              <w:spacing w:line="216" w:lineRule="auto"/>
               <w:rPr>
                 <w:rFonts w:asciiTheme="minorHAnsi" w:hAnsiTheme="minorHAnsi"/>
                 <w:color w:val="000000" w:themeColor="text1"/>
@@ -3687,6 +3712,7 @@
           <w:p>
             <w:pPr>
               <w:pStyle w:val="Heading2"/>
+              <w:spacing w:line="216" w:lineRule="auto"/>
               <w:cnfStyle w:val="000000000000" w:firstRow="0" w:lastRow="0" w:firstColumn="0" w:lastColumn="0" w:oddVBand="0" w:evenVBand="0" w:oddHBand="0" w:evenHBand="0" w:firstRowFirstColumn="0" w:firstRowLastColumn="0" w:lastRowFirstColumn="0" w:lastRowLastColumn="0"/>
               <w:rPr>
                 <w:rFonts w:asciiTheme="minorHAnsi" w:hAnsiTheme="minorHAnsi"/>
@@ -3723,6 +3749,7 @@
           <w:p>
             <w:pPr>
               <w:pStyle w:val="Heading2"/>
+              <w:spacing w:line="216" w:lineRule="auto"/>
               <w:cnfStyle w:val="000000000000" w:firstRow="0" w:lastRow="0" w:firstColumn="0" w:lastColumn="0" w:oddVBand="0" w:evenVBand="0" w:oddHBand="0" w:evenHBand="0" w:firstRowFirstColumn="0" w:firstRowLastColumn="0" w:lastRowFirstColumn="0" w:lastRowLastColumn="0"/>
               <w:rPr>
                 <w:rFonts w:asciiTheme="minorHAnsi" w:hAnsiTheme="minorHAnsi"/>
@@ -3759,6 +3786,7 @@
           <w:p>
             <w:pPr>
               <w:pStyle w:val="Heading2"/>
+              <w:spacing w:line="216" w:lineRule="auto"/>
               <w:cnfStyle w:val="000000000000" w:firstRow="0" w:lastRow="0" w:firstColumn="0" w:lastColumn="0" w:oddVBand="0" w:evenVBand="0" w:oddHBand="0" w:evenHBand="0" w:firstRowFirstColumn="0" w:firstRowLastColumn="0" w:lastRowFirstColumn="0" w:lastRowLastColumn="0"/>
               <w:rPr>
                 <w:rFonts w:asciiTheme="minorHAnsi" w:hAnsiTheme="minorHAnsi"/>
@@ -3802,6 +3830,7 @@
           <w:p>
             <w:pPr>
               <w:pStyle w:val="Heading2"/>
+              <w:spacing w:line="216" w:lineRule="auto"/>
               <w:rPr>
                 <w:rFonts w:asciiTheme="minorHAnsi" w:hAnsiTheme="minorHAnsi"/>
                 <w:color w:val="000000" w:themeColor="text1"/>
@@ -3824,6 +3853,7 @@
           <w:p>
             <w:pPr>
               <w:pStyle w:val="Heading2"/>
+              <w:spacing w:line="216" w:lineRule="auto"/>
               <w:cnfStyle w:val="000000100000" w:firstRow="0" w:lastRow="0" w:firstColumn="0" w:lastColumn="0" w:oddVBand="0" w:evenVBand="0" w:oddHBand="1" w:evenHBand="0" w:firstRowFirstColumn="0" w:firstRowLastColumn="0" w:lastRowFirstColumn="0" w:lastRowLastColumn="0"/>
               <w:rPr>
                 <w:rFonts w:asciiTheme="minorHAnsi" w:hAnsiTheme="minorHAnsi"/>
@@ -3860,6 +3890,7 @@
           <w:p>
             <w:pPr>
               <w:pStyle w:val="Heading2"/>
+              <w:spacing w:line="216" w:lineRule="auto"/>
               <w:cnfStyle w:val="000000100000" w:firstRow="0" w:lastRow="0" w:firstColumn="0" w:lastColumn="0" w:oddVBand="0" w:evenVBand="0" w:oddHBand="1" w:evenHBand="0" w:firstRowFirstColumn="0" w:firstRowLastColumn="0" w:lastRowFirstColumn="0" w:lastRowLastColumn="0"/>
               <w:rPr>
                 <w:rFonts w:asciiTheme="minorHAnsi" w:hAnsiTheme="minorHAnsi"/>
@@ -3896,6 +3927,7 @@
           <w:p>
             <w:pPr>
               <w:pStyle w:val="Heading2"/>
+              <w:spacing w:line="216" w:lineRule="auto"/>
               <w:cnfStyle w:val="000000100000" w:firstRow="0" w:lastRow="0" w:firstColumn="0" w:lastColumn="0" w:oddVBand="0" w:evenVBand="0" w:oddHBand="1" w:evenHBand="0" w:firstRowFirstColumn="0" w:firstRowLastColumn="0" w:lastRowFirstColumn="0" w:lastRowLastColumn="0"/>
               <w:rPr>
                 <w:rFonts w:asciiTheme="minorHAnsi" w:hAnsiTheme="minorHAnsi"/>
@@ -3938,6 +3970,7 @@
           <w:p>
             <w:pPr>
               <w:pStyle w:val="Heading2"/>
+              <w:spacing w:line="216" w:lineRule="auto"/>
               <w:rPr>
                 <w:rFonts w:asciiTheme="minorHAnsi" w:hAnsiTheme="minorHAnsi"/>
                 <w:color w:val="000000" w:themeColor="text1"/>
@@ -3969,6 +4002,7 @@
           <w:p>
             <w:pPr>
               <w:pStyle w:val="Heading2"/>
+              <w:spacing w:line="216" w:lineRule="auto"/>
               <w:cnfStyle w:val="000000000000" w:firstRow="0" w:lastRow="0" w:firstColumn="0" w:lastColumn="0" w:oddVBand="0" w:evenVBand="0" w:oddHBand="0" w:evenHBand="0" w:firstRowFirstColumn="0" w:firstRowLastColumn="0" w:lastRowFirstColumn="0" w:lastRowLastColumn="0"/>
               <w:rPr>
                 <w:rFonts w:asciiTheme="minorHAnsi" w:hAnsiTheme="minorHAnsi"/>
@@ -4005,6 +4039,7 @@
           <w:p>
             <w:pPr>
               <w:pStyle w:val="Heading2"/>
+              <w:spacing w:line="216" w:lineRule="auto"/>
               <w:cnfStyle w:val="000000000000" w:firstRow="0" w:lastRow="0" w:firstColumn="0" w:lastColumn="0" w:oddVBand="0" w:evenVBand="0" w:oddHBand="0" w:evenHBand="0" w:firstRowFirstColumn="0" w:firstRowLastColumn="0" w:lastRowFirstColumn="0" w:lastRowLastColumn="0"/>
               <w:rPr>
                 <w:rFonts w:asciiTheme="minorHAnsi" w:hAnsiTheme="minorHAnsi"/>
@@ -4041,6 +4076,7 @@
           <w:p>
             <w:pPr>
               <w:pStyle w:val="Heading2"/>
+              <w:spacing w:line="216" w:lineRule="auto"/>
               <w:cnfStyle w:val="000000000000" w:firstRow="0" w:lastRow="0" w:firstColumn="0" w:lastColumn="0" w:oddVBand="0" w:evenVBand="0" w:oddHBand="0" w:evenHBand="0" w:firstRowFirstColumn="0" w:firstRowLastColumn="0" w:lastRowFirstColumn="0" w:lastRowLastColumn="0"/>
               <w:rPr>
                 <w:rFonts w:asciiTheme="minorHAnsi" w:hAnsiTheme="minorHAnsi"/>
@@ -4084,6 +4120,7 @@
           <w:p>
             <w:pPr>
               <w:pStyle w:val="Heading2"/>
+              <w:spacing w:line="216" w:lineRule="auto"/>
               <w:rPr>
                 <w:rFonts w:asciiTheme="minorHAnsi" w:hAnsiTheme="minorHAnsi"/>
                 <w:color w:val="000000" w:themeColor="text1"/>
@@ -4106,6 +4143,7 @@
           <w:p>
             <w:pPr>
               <w:pStyle w:val="Heading2"/>
+              <w:spacing w:line="216" w:lineRule="auto"/>
               <w:cnfStyle w:val="000000100000" w:firstRow="0" w:lastRow="0" w:firstColumn="0" w:lastColumn="0" w:oddVBand="0" w:evenVBand="0" w:oddHBand="1" w:evenHBand="0" w:firstRowFirstColumn="0" w:firstRowLastColumn="0" w:lastRowFirstColumn="0" w:lastRowLastColumn="0"/>
               <w:rPr>
                 <w:rFonts w:asciiTheme="minorHAnsi" w:hAnsiTheme="minorHAnsi"/>
@@ -4142,6 +4180,7 @@
           <w:p>
             <w:pPr>
               <w:pStyle w:val="Heading2"/>
+              <w:spacing w:line="216" w:lineRule="auto"/>
               <w:cnfStyle w:val="000000100000" w:firstRow="0" w:lastRow="0" w:firstColumn="0" w:lastColumn="0" w:oddVBand="0" w:evenVBand="0" w:oddHBand="1" w:evenHBand="0" w:firstRowFirstColumn="0" w:firstRowLastColumn="0" w:lastRowFirstColumn="0" w:lastRowLastColumn="0"/>
               <w:rPr>
                 <w:rFonts w:asciiTheme="minorHAnsi" w:hAnsiTheme="minorHAnsi"/>
@@ -4178,6 +4217,7 @@
           <w:p>
             <w:pPr>
               <w:pStyle w:val="Heading2"/>
+              <w:spacing w:line="216" w:lineRule="auto"/>
               <w:cnfStyle w:val="000000100000" w:firstRow="0" w:lastRow="0" w:firstColumn="0" w:lastColumn="0" w:oddVBand="0" w:evenVBand="0" w:oddHBand="1" w:evenHBand="0" w:firstRowFirstColumn="0" w:firstRowLastColumn="0" w:lastRowFirstColumn="0" w:lastRowLastColumn="0"/>
               <w:rPr>
                 <w:rFonts w:asciiTheme="minorHAnsi" w:hAnsiTheme="minorHAnsi"/>
@@ -4220,6 +4260,7 @@
           <w:p>
             <w:pPr>
               <w:pStyle w:val="Heading2"/>
+              <w:spacing w:line="216" w:lineRule="auto"/>
               <w:rPr>
                 <w:rFonts w:asciiTheme="minorHAnsi" w:hAnsiTheme="minorHAnsi"/>
                 <w:b/>
@@ -4244,6 +4285,7 @@
           <w:p>
             <w:pPr>
               <w:pStyle w:val="Heading2"/>
+              <w:spacing w:line="216" w:lineRule="auto"/>
               <w:cnfStyle w:val="000000000000" w:firstRow="0" w:lastRow="0" w:firstColumn="0" w:lastColumn="0" w:oddVBand="0" w:evenVBand="0" w:oddHBand="0" w:evenHBand="0" w:firstRowFirstColumn="0" w:firstRowLastColumn="0" w:lastRowFirstColumn="0" w:lastRowLastColumn="0"/>
               <w:rPr>
                 <w:rFonts w:asciiTheme="minorHAnsi" w:hAnsiTheme="minorHAnsi"/>
@@ -4280,6 +4322,7 @@
           <w:p>
             <w:pPr>
               <w:pStyle w:val="Heading2"/>
+              <w:spacing w:line="216" w:lineRule="auto"/>
               <w:cnfStyle w:val="000000000000" w:firstRow="0" w:lastRow="0" w:firstColumn="0" w:lastColumn="0" w:oddVBand="0" w:evenVBand="0" w:oddHBand="0" w:evenHBand="0" w:firstRowFirstColumn="0" w:firstRowLastColumn="0" w:lastRowFirstColumn="0" w:lastRowLastColumn="0"/>
               <w:rPr>
                 <w:rFonts w:asciiTheme="minorHAnsi" w:hAnsiTheme="minorHAnsi"/>
@@ -4316,6 +4359,7 @@
           <w:p>
             <w:pPr>
               <w:pStyle w:val="Heading2"/>
+              <w:spacing w:line="216" w:lineRule="auto"/>
               <w:cnfStyle w:val="000000000000" w:firstRow="0" w:lastRow="0" w:firstColumn="0" w:lastColumn="0" w:oddVBand="0" w:evenVBand="0" w:oddHBand="0" w:evenHBand="0" w:firstRowFirstColumn="0" w:firstRowLastColumn="0" w:lastRowFirstColumn="0" w:lastRowLastColumn="0"/>
               <w:rPr>
                 <w:rFonts w:asciiTheme="minorHAnsi" w:hAnsiTheme="minorHAnsi"/>
@@ -4344,6 +4388,7 @@
     <w:p>
       <w:pPr>
         <w:pStyle w:val="Heading2"/>
+        <w:spacing w:line="216" w:lineRule="auto"/>
         <w:rPr>
           <w:rFonts w:asciiTheme="minorHAnsi" w:hAnsiTheme="minorHAnsi"/>
           <w:i/>
@@ -4365,7 +4410,7 @@
     </w:p>
     <w:p>
       <w:pPr>
-        <w:spacing w:before="80" w:after="140"/>
+        <w:spacing w:before="80" w:after="140" w:line="216" w:lineRule="auto"/>
         <w:jc w:val="both"/>
         <w:rPr>
           <w:rFonts w:asciiTheme="minorHAnsi" w:hAnsiTheme="minorHAnsi"/>
@@ -4420,7 +4465,7 @@
     </w:p>
     <w:p>
       <w:pPr>
-        <w:spacing w:before="80" w:after="140"/>
+        <w:spacing w:before="80" w:after="140" w:line="216" w:lineRule="auto"/>
         <w:jc w:val="both"/>
         <w:rPr>
           <w:rFonts w:asciiTheme="minorHAnsi" w:hAnsiTheme="minorHAnsi"/>
@@ -4588,16 +4633,7 @@
           <w:sz w:val="20"/>
           <w:szCs w:val="20"/>
         </w:rPr>
-        <w:t xml:space="preserve">in both the training and test sets, while the </w:t>
-      </w:r>
-      <w:r>
-        <w:rPr>
-          <w:rFonts w:asciiTheme="minorHAnsi" w:hAnsiTheme="minorHAnsi"/>
-          <w:sz w:val="20"/>
-          <w:szCs w:val="20"/>
-        </w:rPr>
-        <w:lastRenderedPageBreak/>
-        <w:t>feature inputs and model specification were left unchanged. This does not remove extreme observations but reduces the influence of very large target magnitudes on the loss and evaluation metrics. The analysis is therefore used only as a diagnostic check rather than as the main performance measure</w:t>
+        <w:t>in both the training and test sets, while the feature inputs and model specification were left unchanged. This does not remove extreme observations but reduces the influence of very large target magnitudes on the loss and evaluation metrics. The analysis is therefore used only as a diagnostic check rather than as the main performance measure</w:t>
       </w:r>
       <w:r>
         <w:rPr>
@@ -4610,7 +4646,7 @@
     </w:p>
     <w:p>
       <w:pPr>
-        <w:spacing w:before="80" w:after="140"/>
+        <w:spacing w:before="80" w:after="140" w:line="216" w:lineRule="auto"/>
         <w:jc w:val="both"/>
         <w:rPr>
           <w:rFonts w:asciiTheme="minorHAnsi" w:hAnsiTheme="minorHAnsi"/>
@@ -4629,7 +4665,7 @@
     </w:p>
     <w:p>
       <w:pPr>
-        <w:spacing w:before="80" w:after="140"/>
+        <w:spacing w:before="80" w:after="140" w:line="216" w:lineRule="auto"/>
         <w:jc w:val="both"/>
         <w:rPr>
           <w:rFonts w:asciiTheme="minorHAnsi" w:hAnsiTheme="minorHAnsi"/>
@@ -4649,6 +4685,7 @@
     <w:p>
       <w:pPr>
         <w:pStyle w:val="Heading2"/>
+        <w:spacing w:line="216" w:lineRule="auto"/>
         <w:rPr>
           <w:rFonts w:asciiTheme="minorHAnsi" w:hAnsiTheme="minorHAnsi"/>
           <w:sz w:val="20"/>
@@ -4695,6 +4732,7 @@
           <w:p>
             <w:pPr>
               <w:pStyle w:val="Heading2"/>
+              <w:spacing w:line="216" w:lineRule="auto"/>
               <w:rPr>
                 <w:rFonts w:asciiTheme="minorHAnsi" w:hAnsiTheme="minorHAnsi"/>
                 <w:color w:val="FFFFFF" w:themeColor="background1"/>
@@ -4724,6 +4762,7 @@
           <w:p>
             <w:pPr>
               <w:pStyle w:val="Heading2"/>
+              <w:spacing w:line="216" w:lineRule="auto"/>
               <w:cnfStyle w:val="100000000000" w:firstRow="1" w:lastRow="0" w:firstColumn="0" w:lastColumn="0" w:oddVBand="0" w:evenVBand="0" w:oddHBand="0" w:evenHBand="0" w:firstRowFirstColumn="0" w:firstRowLastColumn="0" w:lastRowFirstColumn="0" w:lastRowLastColumn="0"/>
               <w:rPr>
                 <w:rFonts w:asciiTheme="minorHAnsi" w:hAnsiTheme="minorHAnsi"/>
@@ -4754,6 +4793,7 @@
           <w:p>
             <w:pPr>
               <w:pStyle w:val="Heading2"/>
+              <w:spacing w:line="216" w:lineRule="auto"/>
               <w:cnfStyle w:val="100000000000" w:firstRow="1" w:lastRow="0" w:firstColumn="0" w:lastColumn="0" w:oddVBand="0" w:evenVBand="0" w:oddHBand="0" w:evenHBand="0" w:firstRowFirstColumn="0" w:firstRowLastColumn="0" w:lastRowFirstColumn="0" w:lastRowLastColumn="0"/>
               <w:rPr>
                 <w:rFonts w:asciiTheme="minorHAnsi" w:hAnsiTheme="minorHAnsi"/>
@@ -4784,6 +4824,7 @@
           <w:p>
             <w:pPr>
               <w:pStyle w:val="Heading2"/>
+              <w:spacing w:line="216" w:lineRule="auto"/>
               <w:cnfStyle w:val="100000000000" w:firstRow="1" w:lastRow="0" w:firstColumn="0" w:lastColumn="0" w:oddVBand="0" w:evenVBand="0" w:oddHBand="0" w:evenHBand="0" w:firstRowFirstColumn="0" w:firstRowLastColumn="0" w:lastRowFirstColumn="0" w:lastRowLastColumn="0"/>
               <w:rPr>
                 <w:rFonts w:asciiTheme="minorHAnsi" w:hAnsiTheme="minorHAnsi"/>
@@ -4814,6 +4855,7 @@
           <w:p>
             <w:pPr>
               <w:pStyle w:val="Heading2"/>
+              <w:spacing w:line="216" w:lineRule="auto"/>
               <w:cnfStyle w:val="100000000000" w:firstRow="1" w:lastRow="0" w:firstColumn="0" w:lastColumn="0" w:oddVBand="0" w:evenVBand="0" w:oddHBand="0" w:evenHBand="0" w:firstRowFirstColumn="0" w:firstRowLastColumn="0" w:lastRowFirstColumn="0" w:lastRowLastColumn="0"/>
               <w:rPr>
                 <w:rFonts w:asciiTheme="minorHAnsi" w:hAnsiTheme="minorHAnsi"/>
@@ -4844,6 +4886,7 @@
           <w:p>
             <w:pPr>
               <w:pStyle w:val="Heading2"/>
+              <w:spacing w:line="216" w:lineRule="auto"/>
               <w:cnfStyle w:val="100000000000" w:firstRow="1" w:lastRow="0" w:firstColumn="0" w:lastColumn="0" w:oddVBand="0" w:evenVBand="0" w:oddHBand="0" w:evenHBand="0" w:firstRowFirstColumn="0" w:firstRowLastColumn="0" w:lastRowFirstColumn="0" w:lastRowLastColumn="0"/>
               <w:rPr>
                 <w:rFonts w:asciiTheme="minorHAnsi" w:hAnsiTheme="minorHAnsi"/>
@@ -4874,6 +4917,7 @@
           <w:p>
             <w:pPr>
               <w:pStyle w:val="Heading2"/>
+              <w:spacing w:line="216" w:lineRule="auto"/>
               <w:cnfStyle w:val="100000000000" w:firstRow="1" w:lastRow="0" w:firstColumn="0" w:lastColumn="0" w:oddVBand="0" w:evenVBand="0" w:oddHBand="0" w:evenHBand="0" w:firstRowFirstColumn="0" w:firstRowLastColumn="0" w:lastRowFirstColumn="0" w:lastRowLastColumn="0"/>
               <w:rPr>
                 <w:rFonts w:asciiTheme="minorHAnsi" w:hAnsiTheme="minorHAnsi"/>
@@ -4910,6 +4954,7 @@
           <w:p>
             <w:pPr>
               <w:pStyle w:val="Heading2"/>
+              <w:spacing w:line="216" w:lineRule="auto"/>
               <w:rPr>
                 <w:rFonts w:asciiTheme="minorHAnsi" w:hAnsiTheme="minorHAnsi"/>
                 <w:color w:val="000000" w:themeColor="text1"/>
@@ -4939,6 +4984,7 @@
           <w:p>
             <w:pPr>
               <w:pStyle w:val="Heading2"/>
+              <w:spacing w:line="216" w:lineRule="auto"/>
               <w:cnfStyle w:val="000000100000" w:firstRow="0" w:lastRow="0" w:firstColumn="0" w:lastColumn="0" w:oddVBand="0" w:evenVBand="0" w:oddHBand="1" w:evenHBand="0" w:firstRowFirstColumn="0" w:firstRowLastColumn="0" w:lastRowFirstColumn="0" w:lastRowLastColumn="0"/>
               <w:rPr>
                 <w:rFonts w:asciiTheme="minorHAnsi" w:hAnsiTheme="minorHAnsi"/>
@@ -4973,6 +5019,7 @@
           <w:p>
             <w:pPr>
               <w:pStyle w:val="Heading2"/>
+              <w:spacing w:line="216" w:lineRule="auto"/>
               <w:cnfStyle w:val="000000100000" w:firstRow="0" w:lastRow="0" w:firstColumn="0" w:lastColumn="0" w:oddVBand="0" w:evenVBand="0" w:oddHBand="1" w:evenHBand="0" w:firstRowFirstColumn="0" w:firstRowLastColumn="0" w:lastRowFirstColumn="0" w:lastRowLastColumn="0"/>
               <w:rPr>
                 <w:rFonts w:asciiTheme="minorHAnsi" w:hAnsiTheme="minorHAnsi"/>
@@ -5007,6 +5054,7 @@
           <w:p>
             <w:pPr>
               <w:pStyle w:val="Heading2"/>
+              <w:spacing w:line="216" w:lineRule="auto"/>
               <w:cnfStyle w:val="000000100000" w:firstRow="0" w:lastRow="0" w:firstColumn="0" w:lastColumn="0" w:oddVBand="0" w:evenVBand="0" w:oddHBand="1" w:evenHBand="0" w:firstRowFirstColumn="0" w:firstRowLastColumn="0" w:lastRowFirstColumn="0" w:lastRowLastColumn="0"/>
               <w:rPr>
                 <w:rFonts w:asciiTheme="minorHAnsi" w:hAnsiTheme="minorHAnsi"/>
@@ -5041,6 +5089,7 @@
           <w:p>
             <w:pPr>
               <w:pStyle w:val="Heading2"/>
+              <w:spacing w:line="216" w:lineRule="auto"/>
               <w:cnfStyle w:val="000000100000" w:firstRow="0" w:lastRow="0" w:firstColumn="0" w:lastColumn="0" w:oddVBand="0" w:evenVBand="0" w:oddHBand="1" w:evenHBand="0" w:firstRowFirstColumn="0" w:firstRowLastColumn="0" w:lastRowFirstColumn="0" w:lastRowLastColumn="0"/>
               <w:rPr>
                 <w:rFonts w:asciiTheme="minorHAnsi" w:hAnsiTheme="minorHAnsi"/>
@@ -5075,6 +5124,7 @@
           <w:p>
             <w:pPr>
               <w:pStyle w:val="Heading2"/>
+              <w:spacing w:line="216" w:lineRule="auto"/>
               <w:cnfStyle w:val="000000100000" w:firstRow="0" w:lastRow="0" w:firstColumn="0" w:lastColumn="0" w:oddVBand="0" w:evenVBand="0" w:oddHBand="1" w:evenHBand="0" w:firstRowFirstColumn="0" w:firstRowLastColumn="0" w:lastRowFirstColumn="0" w:lastRowLastColumn="0"/>
               <w:rPr>
                 <w:rFonts w:asciiTheme="minorHAnsi" w:hAnsiTheme="minorHAnsi"/>
@@ -5109,6 +5159,7 @@
           <w:p>
             <w:pPr>
               <w:pStyle w:val="Heading2"/>
+              <w:spacing w:line="216" w:lineRule="auto"/>
               <w:cnfStyle w:val="000000100000" w:firstRow="0" w:lastRow="0" w:firstColumn="0" w:lastColumn="0" w:oddVBand="0" w:evenVBand="0" w:oddHBand="1" w:evenHBand="0" w:firstRowFirstColumn="0" w:firstRowLastColumn="0" w:lastRowFirstColumn="0" w:lastRowLastColumn="0"/>
               <w:rPr>
                 <w:rFonts w:asciiTheme="minorHAnsi" w:hAnsiTheme="minorHAnsi"/>
@@ -5146,6 +5197,7 @@
           <w:p>
             <w:pPr>
               <w:pStyle w:val="Heading2"/>
+              <w:spacing w:line="216" w:lineRule="auto"/>
               <w:rPr>
                 <w:rFonts w:asciiTheme="minorHAnsi" w:hAnsiTheme="minorHAnsi"/>
                 <w:color w:val="000000" w:themeColor="text1"/>
@@ -5166,6 +5218,7 @@
           <w:p>
             <w:pPr>
               <w:pStyle w:val="Heading2"/>
+              <w:spacing w:line="216" w:lineRule="auto"/>
               <w:cnfStyle w:val="000000000000" w:firstRow="0" w:lastRow="0" w:firstColumn="0" w:lastColumn="0" w:oddVBand="0" w:evenVBand="0" w:oddHBand="0" w:evenHBand="0" w:firstRowFirstColumn="0" w:firstRowLastColumn="0" w:lastRowFirstColumn="0" w:lastRowLastColumn="0"/>
               <w:rPr>
                 <w:rFonts w:asciiTheme="minorHAnsi" w:hAnsiTheme="minorHAnsi"/>
@@ -5200,6 +5253,7 @@
           <w:p>
             <w:pPr>
               <w:pStyle w:val="Heading2"/>
+              <w:spacing w:line="216" w:lineRule="auto"/>
               <w:cnfStyle w:val="000000000000" w:firstRow="0" w:lastRow="0" w:firstColumn="0" w:lastColumn="0" w:oddVBand="0" w:evenVBand="0" w:oddHBand="0" w:evenHBand="0" w:firstRowFirstColumn="0" w:firstRowLastColumn="0" w:lastRowFirstColumn="0" w:lastRowLastColumn="0"/>
               <w:rPr>
                 <w:rFonts w:asciiTheme="minorHAnsi" w:hAnsiTheme="minorHAnsi"/>
@@ -5234,6 +5288,7 @@
           <w:p>
             <w:pPr>
               <w:pStyle w:val="Heading2"/>
+              <w:spacing w:line="216" w:lineRule="auto"/>
               <w:cnfStyle w:val="000000000000" w:firstRow="0" w:lastRow="0" w:firstColumn="0" w:lastColumn="0" w:oddVBand="0" w:evenVBand="0" w:oddHBand="0" w:evenHBand="0" w:firstRowFirstColumn="0" w:firstRowLastColumn="0" w:lastRowFirstColumn="0" w:lastRowLastColumn="0"/>
               <w:rPr>
                 <w:rFonts w:asciiTheme="minorHAnsi" w:hAnsiTheme="minorHAnsi"/>
@@ -5268,6 +5323,7 @@
           <w:p>
             <w:pPr>
               <w:pStyle w:val="Heading2"/>
+              <w:spacing w:line="216" w:lineRule="auto"/>
               <w:cnfStyle w:val="000000000000" w:firstRow="0" w:lastRow="0" w:firstColumn="0" w:lastColumn="0" w:oddVBand="0" w:evenVBand="0" w:oddHBand="0" w:evenHBand="0" w:firstRowFirstColumn="0" w:firstRowLastColumn="0" w:lastRowFirstColumn="0" w:lastRowLastColumn="0"/>
               <w:rPr>
                 <w:rFonts w:asciiTheme="minorHAnsi" w:hAnsiTheme="minorHAnsi"/>
@@ -5302,6 +5358,7 @@
           <w:p>
             <w:pPr>
               <w:pStyle w:val="Heading2"/>
+              <w:spacing w:line="216" w:lineRule="auto"/>
               <w:cnfStyle w:val="000000000000" w:firstRow="0" w:lastRow="0" w:firstColumn="0" w:lastColumn="0" w:oddVBand="0" w:evenVBand="0" w:oddHBand="0" w:evenHBand="0" w:firstRowFirstColumn="0" w:firstRowLastColumn="0" w:lastRowFirstColumn="0" w:lastRowLastColumn="0"/>
               <w:rPr>
                 <w:rFonts w:asciiTheme="minorHAnsi" w:hAnsiTheme="minorHAnsi"/>
@@ -5336,6 +5393,7 @@
           <w:p>
             <w:pPr>
               <w:pStyle w:val="Heading2"/>
+              <w:spacing w:line="216" w:lineRule="auto"/>
               <w:cnfStyle w:val="000000000000" w:firstRow="0" w:lastRow="0" w:firstColumn="0" w:lastColumn="0" w:oddVBand="0" w:evenVBand="0" w:oddHBand="0" w:evenHBand="0" w:firstRowFirstColumn="0" w:firstRowLastColumn="0" w:lastRowFirstColumn="0" w:lastRowLastColumn="0"/>
               <w:rPr>
                 <w:rFonts w:asciiTheme="minorHAnsi" w:hAnsiTheme="minorHAnsi"/>
@@ -5376,6 +5434,7 @@
           <w:p>
             <w:pPr>
               <w:pStyle w:val="Heading2"/>
+              <w:spacing w:line="216" w:lineRule="auto"/>
               <w:rPr>
                 <w:rFonts w:asciiTheme="minorHAnsi" w:hAnsiTheme="minorHAnsi"/>
                 <w:color w:val="000000" w:themeColor="text1"/>
@@ -5396,6 +5455,7 @@
           <w:p>
             <w:pPr>
               <w:pStyle w:val="Heading2"/>
+              <w:spacing w:line="216" w:lineRule="auto"/>
               <w:cnfStyle w:val="000000100000" w:firstRow="0" w:lastRow="0" w:firstColumn="0" w:lastColumn="0" w:oddVBand="0" w:evenVBand="0" w:oddHBand="1" w:evenHBand="0" w:firstRowFirstColumn="0" w:firstRowLastColumn="0" w:lastRowFirstColumn="0" w:lastRowLastColumn="0"/>
               <w:rPr>
                 <w:rFonts w:asciiTheme="minorHAnsi" w:hAnsiTheme="minorHAnsi"/>
@@ -5430,6 +5490,7 @@
           <w:p>
             <w:pPr>
               <w:pStyle w:val="Heading2"/>
+              <w:spacing w:line="216" w:lineRule="auto"/>
               <w:cnfStyle w:val="000000100000" w:firstRow="0" w:lastRow="0" w:firstColumn="0" w:lastColumn="0" w:oddVBand="0" w:evenVBand="0" w:oddHBand="1" w:evenHBand="0" w:firstRowFirstColumn="0" w:firstRowLastColumn="0" w:lastRowFirstColumn="0" w:lastRowLastColumn="0"/>
               <w:rPr>
                 <w:rFonts w:asciiTheme="minorHAnsi" w:hAnsiTheme="minorHAnsi"/>
@@ -5464,6 +5525,7 @@
           <w:p>
             <w:pPr>
               <w:pStyle w:val="Heading2"/>
+              <w:spacing w:line="216" w:lineRule="auto"/>
               <w:cnfStyle w:val="000000100000" w:firstRow="0" w:lastRow="0" w:firstColumn="0" w:lastColumn="0" w:oddVBand="0" w:evenVBand="0" w:oddHBand="1" w:evenHBand="0" w:firstRowFirstColumn="0" w:firstRowLastColumn="0" w:lastRowFirstColumn="0" w:lastRowLastColumn="0"/>
               <w:rPr>
                 <w:rFonts w:asciiTheme="minorHAnsi" w:hAnsiTheme="minorHAnsi"/>
@@ -5498,6 +5560,7 @@
           <w:p>
             <w:pPr>
               <w:pStyle w:val="Heading2"/>
+              <w:spacing w:line="216" w:lineRule="auto"/>
               <w:cnfStyle w:val="000000100000" w:firstRow="0" w:lastRow="0" w:firstColumn="0" w:lastColumn="0" w:oddVBand="0" w:evenVBand="0" w:oddHBand="1" w:evenHBand="0" w:firstRowFirstColumn="0" w:firstRowLastColumn="0" w:lastRowFirstColumn="0" w:lastRowLastColumn="0"/>
               <w:rPr>
                 <w:rFonts w:asciiTheme="minorHAnsi" w:hAnsiTheme="minorHAnsi"/>
@@ -5532,6 +5595,7 @@
           <w:p>
             <w:pPr>
               <w:pStyle w:val="Heading2"/>
+              <w:spacing w:line="216" w:lineRule="auto"/>
               <w:cnfStyle w:val="000000100000" w:firstRow="0" w:lastRow="0" w:firstColumn="0" w:lastColumn="0" w:oddVBand="0" w:evenVBand="0" w:oddHBand="1" w:evenHBand="0" w:firstRowFirstColumn="0" w:firstRowLastColumn="0" w:lastRowFirstColumn="0" w:lastRowLastColumn="0"/>
               <w:rPr>
                 <w:rFonts w:asciiTheme="minorHAnsi" w:hAnsiTheme="minorHAnsi"/>
@@ -5566,6 +5630,7 @@
           <w:p>
             <w:pPr>
               <w:pStyle w:val="Heading2"/>
+              <w:spacing w:line="216" w:lineRule="auto"/>
               <w:cnfStyle w:val="000000100000" w:firstRow="0" w:lastRow="0" w:firstColumn="0" w:lastColumn="0" w:oddVBand="0" w:evenVBand="0" w:oddHBand="1" w:evenHBand="0" w:firstRowFirstColumn="0" w:firstRowLastColumn="0" w:lastRowFirstColumn="0" w:lastRowLastColumn="0"/>
               <w:rPr>
                 <w:rFonts w:asciiTheme="minorHAnsi" w:hAnsiTheme="minorHAnsi"/>
@@ -5603,6 +5668,7 @@
           <w:p>
             <w:pPr>
               <w:pStyle w:val="Heading2"/>
+              <w:spacing w:line="216" w:lineRule="auto"/>
               <w:rPr>
                 <w:rFonts w:asciiTheme="minorHAnsi" w:hAnsiTheme="minorHAnsi"/>
                 <w:color w:val="000000" w:themeColor="text1"/>
@@ -5632,6 +5698,7 @@
           <w:p>
             <w:pPr>
               <w:pStyle w:val="Heading2"/>
+              <w:spacing w:line="216" w:lineRule="auto"/>
               <w:cnfStyle w:val="000000000000" w:firstRow="0" w:lastRow="0" w:firstColumn="0" w:lastColumn="0" w:oddVBand="0" w:evenVBand="0" w:oddHBand="0" w:evenHBand="0" w:firstRowFirstColumn="0" w:firstRowLastColumn="0" w:lastRowFirstColumn="0" w:lastRowLastColumn="0"/>
               <w:rPr>
                 <w:rFonts w:asciiTheme="minorHAnsi" w:hAnsiTheme="minorHAnsi"/>
@@ -5666,6 +5733,7 @@
           <w:p>
             <w:pPr>
               <w:pStyle w:val="Heading2"/>
+              <w:spacing w:line="216" w:lineRule="auto"/>
               <w:cnfStyle w:val="000000000000" w:firstRow="0" w:lastRow="0" w:firstColumn="0" w:lastColumn="0" w:oddVBand="0" w:evenVBand="0" w:oddHBand="0" w:evenHBand="0" w:firstRowFirstColumn="0" w:firstRowLastColumn="0" w:lastRowFirstColumn="0" w:lastRowLastColumn="0"/>
               <w:rPr>
                 <w:rFonts w:asciiTheme="minorHAnsi" w:hAnsiTheme="minorHAnsi"/>
@@ -5700,6 +5768,7 @@
           <w:p>
             <w:pPr>
               <w:pStyle w:val="Heading2"/>
+              <w:spacing w:line="216" w:lineRule="auto"/>
               <w:cnfStyle w:val="000000000000" w:firstRow="0" w:lastRow="0" w:firstColumn="0" w:lastColumn="0" w:oddVBand="0" w:evenVBand="0" w:oddHBand="0" w:evenHBand="0" w:firstRowFirstColumn="0" w:firstRowLastColumn="0" w:lastRowFirstColumn="0" w:lastRowLastColumn="0"/>
               <w:rPr>
                 <w:rFonts w:asciiTheme="minorHAnsi" w:hAnsiTheme="minorHAnsi"/>
@@ -5734,6 +5803,7 @@
           <w:p>
             <w:pPr>
               <w:pStyle w:val="Heading2"/>
+              <w:spacing w:line="216" w:lineRule="auto"/>
               <w:cnfStyle w:val="000000000000" w:firstRow="0" w:lastRow="0" w:firstColumn="0" w:lastColumn="0" w:oddVBand="0" w:evenVBand="0" w:oddHBand="0" w:evenHBand="0" w:firstRowFirstColumn="0" w:firstRowLastColumn="0" w:lastRowFirstColumn="0" w:lastRowLastColumn="0"/>
               <w:rPr>
                 <w:rFonts w:asciiTheme="minorHAnsi" w:hAnsiTheme="minorHAnsi"/>
@@ -5768,6 +5838,7 @@
           <w:p>
             <w:pPr>
               <w:pStyle w:val="Heading2"/>
+              <w:spacing w:line="216" w:lineRule="auto"/>
               <w:cnfStyle w:val="000000000000" w:firstRow="0" w:lastRow="0" w:firstColumn="0" w:lastColumn="0" w:oddVBand="0" w:evenVBand="0" w:oddHBand="0" w:evenHBand="0" w:firstRowFirstColumn="0" w:firstRowLastColumn="0" w:lastRowFirstColumn="0" w:lastRowLastColumn="0"/>
               <w:rPr>
                 <w:rFonts w:asciiTheme="minorHAnsi" w:hAnsiTheme="minorHAnsi"/>
@@ -5802,6 +5873,7 @@
           <w:p>
             <w:pPr>
               <w:pStyle w:val="Heading2"/>
+              <w:spacing w:line="216" w:lineRule="auto"/>
               <w:cnfStyle w:val="000000000000" w:firstRow="0" w:lastRow="0" w:firstColumn="0" w:lastColumn="0" w:oddVBand="0" w:evenVBand="0" w:oddHBand="0" w:evenHBand="0" w:firstRowFirstColumn="0" w:firstRowLastColumn="0" w:lastRowFirstColumn="0" w:lastRowLastColumn="0"/>
               <w:rPr>
                 <w:rFonts w:asciiTheme="minorHAnsi" w:hAnsiTheme="minorHAnsi"/>
@@ -5842,6 +5914,7 @@
           <w:p>
             <w:pPr>
               <w:pStyle w:val="Heading2"/>
+              <w:spacing w:line="216" w:lineRule="auto"/>
               <w:rPr>
                 <w:rFonts w:asciiTheme="minorHAnsi" w:hAnsiTheme="minorHAnsi"/>
                 <w:color w:val="000000" w:themeColor="text1"/>
@@ -5862,6 +5935,7 @@
           <w:p>
             <w:pPr>
               <w:pStyle w:val="Heading2"/>
+              <w:spacing w:line="216" w:lineRule="auto"/>
               <w:cnfStyle w:val="000000100000" w:firstRow="0" w:lastRow="0" w:firstColumn="0" w:lastColumn="0" w:oddVBand="0" w:evenVBand="0" w:oddHBand="1" w:evenHBand="0" w:firstRowFirstColumn="0" w:firstRowLastColumn="0" w:lastRowFirstColumn="0" w:lastRowLastColumn="0"/>
               <w:rPr>
                 <w:rFonts w:asciiTheme="minorHAnsi" w:hAnsiTheme="minorHAnsi"/>
@@ -5896,6 +5970,7 @@
           <w:p>
             <w:pPr>
               <w:pStyle w:val="Heading2"/>
+              <w:spacing w:line="216" w:lineRule="auto"/>
               <w:cnfStyle w:val="000000100000" w:firstRow="0" w:lastRow="0" w:firstColumn="0" w:lastColumn="0" w:oddVBand="0" w:evenVBand="0" w:oddHBand="1" w:evenHBand="0" w:firstRowFirstColumn="0" w:firstRowLastColumn="0" w:lastRowFirstColumn="0" w:lastRowLastColumn="0"/>
               <w:rPr>
                 <w:rFonts w:asciiTheme="minorHAnsi" w:hAnsiTheme="minorHAnsi"/>
@@ -5930,6 +6005,7 @@
           <w:p>
             <w:pPr>
               <w:pStyle w:val="Heading2"/>
+              <w:spacing w:line="216" w:lineRule="auto"/>
               <w:cnfStyle w:val="000000100000" w:firstRow="0" w:lastRow="0" w:firstColumn="0" w:lastColumn="0" w:oddVBand="0" w:evenVBand="0" w:oddHBand="1" w:evenHBand="0" w:firstRowFirstColumn="0" w:firstRowLastColumn="0" w:lastRowFirstColumn="0" w:lastRowLastColumn="0"/>
               <w:rPr>
                 <w:rFonts w:asciiTheme="minorHAnsi" w:hAnsiTheme="minorHAnsi"/>
@@ -5964,6 +6040,7 @@
           <w:p>
             <w:pPr>
               <w:pStyle w:val="Heading2"/>
+              <w:spacing w:line="216" w:lineRule="auto"/>
               <w:cnfStyle w:val="000000100000" w:firstRow="0" w:lastRow="0" w:firstColumn="0" w:lastColumn="0" w:oddVBand="0" w:evenVBand="0" w:oddHBand="1" w:evenHBand="0" w:firstRowFirstColumn="0" w:firstRowLastColumn="0" w:lastRowFirstColumn="0" w:lastRowLastColumn="0"/>
               <w:rPr>
                 <w:rFonts w:asciiTheme="minorHAnsi" w:hAnsiTheme="minorHAnsi"/>
@@ -5998,6 +6075,7 @@
           <w:p>
             <w:pPr>
               <w:pStyle w:val="Heading2"/>
+              <w:spacing w:line="216" w:lineRule="auto"/>
               <w:cnfStyle w:val="000000100000" w:firstRow="0" w:lastRow="0" w:firstColumn="0" w:lastColumn="0" w:oddVBand="0" w:evenVBand="0" w:oddHBand="1" w:evenHBand="0" w:firstRowFirstColumn="0" w:firstRowLastColumn="0" w:lastRowFirstColumn="0" w:lastRowLastColumn="0"/>
               <w:rPr>
                 <w:rFonts w:asciiTheme="minorHAnsi" w:hAnsiTheme="minorHAnsi"/>
@@ -6032,6 +6110,7 @@
           <w:p>
             <w:pPr>
               <w:pStyle w:val="Heading2"/>
+              <w:spacing w:line="216" w:lineRule="auto"/>
               <w:cnfStyle w:val="000000100000" w:firstRow="0" w:lastRow="0" w:firstColumn="0" w:lastColumn="0" w:oddVBand="0" w:evenVBand="0" w:oddHBand="1" w:evenHBand="0" w:firstRowFirstColumn="0" w:firstRowLastColumn="0" w:lastRowFirstColumn="0" w:lastRowLastColumn="0"/>
               <w:rPr>
                 <w:rFonts w:asciiTheme="minorHAnsi" w:hAnsiTheme="minorHAnsi"/>
@@ -6069,6 +6148,7 @@
           <w:p>
             <w:pPr>
               <w:pStyle w:val="Heading2"/>
+              <w:spacing w:line="216" w:lineRule="auto"/>
               <w:rPr>
                 <w:rFonts w:asciiTheme="minorHAnsi" w:hAnsiTheme="minorHAnsi"/>
                 <w:color w:val="000000" w:themeColor="text1"/>
@@ -6089,6 +6169,7 @@
           <w:p>
             <w:pPr>
               <w:pStyle w:val="Heading2"/>
+              <w:spacing w:line="216" w:lineRule="auto"/>
               <w:cnfStyle w:val="000000000000" w:firstRow="0" w:lastRow="0" w:firstColumn="0" w:lastColumn="0" w:oddVBand="0" w:evenVBand="0" w:oddHBand="0" w:evenHBand="0" w:firstRowFirstColumn="0" w:firstRowLastColumn="0" w:lastRowFirstColumn="0" w:lastRowLastColumn="0"/>
               <w:rPr>
                 <w:rFonts w:asciiTheme="minorHAnsi" w:hAnsiTheme="minorHAnsi"/>
@@ -6123,6 +6204,7 @@
           <w:p>
             <w:pPr>
               <w:pStyle w:val="Heading2"/>
+              <w:spacing w:line="216" w:lineRule="auto"/>
               <w:cnfStyle w:val="000000000000" w:firstRow="0" w:lastRow="0" w:firstColumn="0" w:lastColumn="0" w:oddVBand="0" w:evenVBand="0" w:oddHBand="0" w:evenHBand="0" w:firstRowFirstColumn="0" w:firstRowLastColumn="0" w:lastRowFirstColumn="0" w:lastRowLastColumn="0"/>
               <w:rPr>
                 <w:rFonts w:asciiTheme="minorHAnsi" w:hAnsiTheme="minorHAnsi"/>
@@ -6157,6 +6239,7 @@
           <w:p>
             <w:pPr>
               <w:pStyle w:val="Heading2"/>
+              <w:spacing w:line="216" w:lineRule="auto"/>
               <w:cnfStyle w:val="000000000000" w:firstRow="0" w:lastRow="0" w:firstColumn="0" w:lastColumn="0" w:oddVBand="0" w:evenVBand="0" w:oddHBand="0" w:evenHBand="0" w:firstRowFirstColumn="0" w:firstRowLastColumn="0" w:lastRowFirstColumn="0" w:lastRowLastColumn="0"/>
               <w:rPr>
                 <w:rFonts w:asciiTheme="minorHAnsi" w:hAnsiTheme="minorHAnsi"/>
@@ -6191,6 +6274,7 @@
           <w:p>
             <w:pPr>
               <w:pStyle w:val="Heading2"/>
+              <w:spacing w:line="216" w:lineRule="auto"/>
               <w:cnfStyle w:val="000000000000" w:firstRow="0" w:lastRow="0" w:firstColumn="0" w:lastColumn="0" w:oddVBand="0" w:evenVBand="0" w:oddHBand="0" w:evenHBand="0" w:firstRowFirstColumn="0" w:firstRowLastColumn="0" w:lastRowFirstColumn="0" w:lastRowLastColumn="0"/>
               <w:rPr>
                 <w:rFonts w:asciiTheme="minorHAnsi" w:hAnsiTheme="minorHAnsi"/>
@@ -6225,6 +6309,7 @@
           <w:p>
             <w:pPr>
               <w:pStyle w:val="Heading2"/>
+              <w:spacing w:line="216" w:lineRule="auto"/>
               <w:cnfStyle w:val="000000000000" w:firstRow="0" w:lastRow="0" w:firstColumn="0" w:lastColumn="0" w:oddVBand="0" w:evenVBand="0" w:oddHBand="0" w:evenHBand="0" w:firstRowFirstColumn="0" w:firstRowLastColumn="0" w:lastRowFirstColumn="0" w:lastRowLastColumn="0"/>
               <w:rPr>
                 <w:rFonts w:asciiTheme="minorHAnsi" w:hAnsiTheme="minorHAnsi"/>
@@ -6259,6 +6344,7 @@
           <w:p>
             <w:pPr>
               <w:pStyle w:val="Heading2"/>
+              <w:spacing w:line="216" w:lineRule="auto"/>
               <w:cnfStyle w:val="000000000000" w:firstRow="0" w:lastRow="0" w:firstColumn="0" w:lastColumn="0" w:oddVBand="0" w:evenVBand="0" w:oddHBand="0" w:evenHBand="0" w:firstRowFirstColumn="0" w:firstRowLastColumn="0" w:lastRowFirstColumn="0" w:lastRowLastColumn="0"/>
               <w:rPr>
                 <w:rFonts w:asciiTheme="minorHAnsi" w:hAnsiTheme="minorHAnsi"/>
@@ -6287,6 +6373,7 @@
     <w:p>
       <w:pPr>
         <w:pStyle w:val="Heading2"/>
+        <w:spacing w:line="216" w:lineRule="auto"/>
         <w:rPr>
           <w:rFonts w:asciiTheme="minorHAnsi" w:hAnsiTheme="minorHAnsi"/>
           <w:i/>
@@ -6308,7 +6395,7 @@
     </w:p>
     <w:p>
       <w:pPr>
-        <w:spacing w:before="80" w:after="140"/>
+        <w:spacing w:before="80" w:after="140" w:line="216" w:lineRule="auto"/>
         <w:jc w:val="both"/>
         <w:rPr>
           <w:rFonts w:asciiTheme="minorHAnsi" w:hAnsiTheme="minorHAnsi"/>
@@ -6327,7 +6414,7 @@
     </w:p>
     <w:p>
       <w:pPr>
-        <w:spacing w:before="80" w:after="140"/>
+        <w:spacing w:before="80" w:after="140" w:line="216" w:lineRule="auto"/>
         <w:jc w:val="both"/>
         <w:rPr>
           <w:rFonts w:asciiTheme="minorHAnsi" w:hAnsiTheme="minorHAnsi"/>
@@ -6346,7 +6433,7 @@
     </w:p>
     <w:p>
       <w:pPr>
-        <w:spacing w:before="80" w:after="140"/>
+        <w:spacing w:before="80" w:after="140" w:line="216" w:lineRule="auto"/>
         <w:jc w:val="both"/>
         <w:rPr>
           <w:rFonts w:asciiTheme="minorHAnsi" w:hAnsiTheme="minorHAnsi"/>
@@ -6360,21 +6447,13 @@
           <w:sz w:val="20"/>
           <w:szCs w:val="20"/>
         </w:rPr>
-        <w:t xml:space="preserve">For predicting volatility spikes, defined as the absolute price changes in the next interval that are in the 99th percentile, the improvement is even more dramatic. The market-only model performs almost as badly </w:t>
-      </w:r>
-      <w:r>
-        <w:rPr>
-          <w:rFonts w:asciiTheme="minorHAnsi" w:hAnsiTheme="minorHAnsi"/>
-          <w:sz w:val="20"/>
-          <w:szCs w:val="20"/>
-        </w:rPr>
-        <w:lastRenderedPageBreak/>
-        <w:t>on the minority class as possible, with near-zero recall. The full-feature model achieves an F1 score of 0.449 and, more impressively, achieves a significantly higher PR AUC, showing that the frequency micro-signals contain information about short-run instability that the price-based features miss.</w:t>
+        <w:t>For predicting volatility spikes, defined as the absolute price changes in the next interval that are in the 99th percentile, the improvement is even more dramatic. The market-only model performs almost as badly on the minority class as possible, with near-zero recall. The full-feature model achieves an F1 score of 0.449 and, more impressively, achieves a significantly higher PR AUC, showing that the frequency micro-signals contain information about short-run instability that the price-based features miss.</w:t>
       </w:r>
     </w:p>
     <w:p>
       <w:pPr>
         <w:pStyle w:val="Heading2"/>
+        <w:spacing w:line="216" w:lineRule="auto"/>
         <w:rPr>
           <w:rFonts w:asciiTheme="minorHAnsi" w:hAnsiTheme="minorHAnsi"/>
           <w:sz w:val="20"/>
@@ -6420,6 +6499,7 @@
           <w:p>
             <w:pPr>
               <w:pStyle w:val="Heading2"/>
+              <w:spacing w:line="216" w:lineRule="auto"/>
               <w:rPr>
                 <w:rFonts w:asciiTheme="minorHAnsi" w:hAnsiTheme="minorHAnsi"/>
                 <w:color w:val="FFFFFF" w:themeColor="background1"/>
@@ -6449,6 +6529,7 @@
           <w:p>
             <w:pPr>
               <w:pStyle w:val="Heading2"/>
+              <w:spacing w:line="216" w:lineRule="auto"/>
               <w:cnfStyle w:val="100000000000" w:firstRow="1" w:lastRow="0" w:firstColumn="0" w:lastColumn="0" w:oddVBand="0" w:evenVBand="0" w:oddHBand="0" w:evenHBand="0" w:firstRowFirstColumn="0" w:firstRowLastColumn="0" w:lastRowFirstColumn="0" w:lastRowLastColumn="0"/>
               <w:rPr>
                 <w:rFonts w:asciiTheme="minorHAnsi" w:hAnsiTheme="minorHAnsi"/>
@@ -6479,6 +6560,7 @@
           <w:p>
             <w:pPr>
               <w:pStyle w:val="Heading2"/>
+              <w:spacing w:line="216" w:lineRule="auto"/>
               <w:cnfStyle w:val="100000000000" w:firstRow="1" w:lastRow="0" w:firstColumn="0" w:lastColumn="0" w:oddVBand="0" w:evenVBand="0" w:oddHBand="0" w:evenHBand="0" w:firstRowFirstColumn="0" w:firstRowLastColumn="0" w:lastRowFirstColumn="0" w:lastRowLastColumn="0"/>
               <w:rPr>
                 <w:rFonts w:asciiTheme="minorHAnsi" w:hAnsiTheme="minorHAnsi"/>
@@ -6509,6 +6591,7 @@
           <w:p>
             <w:pPr>
               <w:pStyle w:val="Heading2"/>
+              <w:spacing w:line="216" w:lineRule="auto"/>
               <w:cnfStyle w:val="100000000000" w:firstRow="1" w:lastRow="0" w:firstColumn="0" w:lastColumn="0" w:oddVBand="0" w:evenVBand="0" w:oddHBand="0" w:evenHBand="0" w:firstRowFirstColumn="0" w:firstRowLastColumn="0" w:lastRowFirstColumn="0" w:lastRowLastColumn="0"/>
               <w:rPr>
                 <w:rFonts w:asciiTheme="minorHAnsi" w:hAnsiTheme="minorHAnsi"/>
@@ -6539,6 +6622,7 @@
           <w:p>
             <w:pPr>
               <w:pStyle w:val="Heading2"/>
+              <w:spacing w:line="216" w:lineRule="auto"/>
               <w:cnfStyle w:val="100000000000" w:firstRow="1" w:lastRow="0" w:firstColumn="0" w:lastColumn="0" w:oddVBand="0" w:evenVBand="0" w:oddHBand="0" w:evenHBand="0" w:firstRowFirstColumn="0" w:firstRowLastColumn="0" w:lastRowFirstColumn="0" w:lastRowLastColumn="0"/>
               <w:rPr>
                 <w:rFonts w:asciiTheme="minorHAnsi" w:hAnsiTheme="minorHAnsi"/>
@@ -6576,6 +6660,7 @@
           <w:p>
             <w:pPr>
               <w:pStyle w:val="Heading2"/>
+              <w:spacing w:line="216" w:lineRule="auto"/>
               <w:rPr>
                 <w:rFonts w:asciiTheme="minorHAnsi" w:hAnsiTheme="minorHAnsi"/>
                 <w:color w:val="000000" w:themeColor="text1"/>
@@ -6605,6 +6690,7 @@
           <w:p>
             <w:pPr>
               <w:pStyle w:val="Heading2"/>
+              <w:spacing w:line="216" w:lineRule="auto"/>
               <w:cnfStyle w:val="000000100000" w:firstRow="0" w:lastRow="0" w:firstColumn="0" w:lastColumn="0" w:oddVBand="0" w:evenVBand="0" w:oddHBand="1" w:evenHBand="0" w:firstRowFirstColumn="0" w:firstRowLastColumn="0" w:lastRowFirstColumn="0" w:lastRowLastColumn="0"/>
               <w:rPr>
                 <w:rFonts w:asciiTheme="minorHAnsi" w:hAnsiTheme="minorHAnsi"/>
@@ -6639,6 +6725,7 @@
           <w:p>
             <w:pPr>
               <w:pStyle w:val="Heading2"/>
+              <w:spacing w:line="216" w:lineRule="auto"/>
               <w:cnfStyle w:val="000000100000" w:firstRow="0" w:lastRow="0" w:firstColumn="0" w:lastColumn="0" w:oddVBand="0" w:evenVBand="0" w:oddHBand="1" w:evenHBand="0" w:firstRowFirstColumn="0" w:firstRowLastColumn="0" w:lastRowFirstColumn="0" w:lastRowLastColumn="0"/>
               <w:rPr>
                 <w:rFonts w:asciiTheme="minorHAnsi" w:hAnsiTheme="minorHAnsi"/>
@@ -6673,6 +6760,7 @@
           <w:p>
             <w:pPr>
               <w:pStyle w:val="Heading2"/>
+              <w:spacing w:line="216" w:lineRule="auto"/>
               <w:cnfStyle w:val="000000100000" w:firstRow="0" w:lastRow="0" w:firstColumn="0" w:lastColumn="0" w:oddVBand="0" w:evenVBand="0" w:oddHBand="1" w:evenHBand="0" w:firstRowFirstColumn="0" w:firstRowLastColumn="0" w:lastRowFirstColumn="0" w:lastRowLastColumn="0"/>
               <w:rPr>
                 <w:rFonts w:asciiTheme="minorHAnsi" w:hAnsiTheme="minorHAnsi"/>
@@ -6707,6 +6795,7 @@
           <w:p>
             <w:pPr>
               <w:pStyle w:val="Heading2"/>
+              <w:spacing w:line="216" w:lineRule="auto"/>
               <w:cnfStyle w:val="000000100000" w:firstRow="0" w:lastRow="0" w:firstColumn="0" w:lastColumn="0" w:oddVBand="0" w:evenVBand="0" w:oddHBand="1" w:evenHBand="0" w:firstRowFirstColumn="0" w:firstRowLastColumn="0" w:lastRowFirstColumn="0" w:lastRowLastColumn="0"/>
               <w:rPr>
                 <w:rFonts w:asciiTheme="minorHAnsi" w:hAnsiTheme="minorHAnsi"/>
@@ -6747,6 +6836,7 @@
           <w:p>
             <w:pPr>
               <w:pStyle w:val="Heading2"/>
+              <w:spacing w:line="216" w:lineRule="auto"/>
               <w:rPr>
                 <w:rFonts w:asciiTheme="minorHAnsi" w:hAnsiTheme="minorHAnsi"/>
                 <w:color w:val="000000" w:themeColor="text1"/>
@@ -6767,6 +6857,7 @@
           <w:p>
             <w:pPr>
               <w:pStyle w:val="Heading2"/>
+              <w:spacing w:line="216" w:lineRule="auto"/>
               <w:cnfStyle w:val="000000000000" w:firstRow="0" w:lastRow="0" w:firstColumn="0" w:lastColumn="0" w:oddVBand="0" w:evenVBand="0" w:oddHBand="0" w:evenHBand="0" w:firstRowFirstColumn="0" w:firstRowLastColumn="0" w:lastRowFirstColumn="0" w:lastRowLastColumn="0"/>
               <w:rPr>
                 <w:rFonts w:asciiTheme="minorHAnsi" w:hAnsiTheme="minorHAnsi"/>
@@ -6801,6 +6892,7 @@
           <w:p>
             <w:pPr>
               <w:pStyle w:val="Heading2"/>
+              <w:spacing w:line="216" w:lineRule="auto"/>
               <w:cnfStyle w:val="000000000000" w:firstRow="0" w:lastRow="0" w:firstColumn="0" w:lastColumn="0" w:oddVBand="0" w:evenVBand="0" w:oddHBand="0" w:evenHBand="0" w:firstRowFirstColumn="0" w:firstRowLastColumn="0" w:lastRowFirstColumn="0" w:lastRowLastColumn="0"/>
               <w:rPr>
                 <w:rFonts w:asciiTheme="minorHAnsi" w:hAnsiTheme="minorHAnsi"/>
@@ -6835,6 +6927,7 @@
           <w:p>
             <w:pPr>
               <w:pStyle w:val="Heading2"/>
+              <w:spacing w:line="216" w:lineRule="auto"/>
               <w:cnfStyle w:val="000000000000" w:firstRow="0" w:lastRow="0" w:firstColumn="0" w:lastColumn="0" w:oddVBand="0" w:evenVBand="0" w:oddHBand="0" w:evenHBand="0" w:firstRowFirstColumn="0" w:firstRowLastColumn="0" w:lastRowFirstColumn="0" w:lastRowLastColumn="0"/>
               <w:rPr>
                 <w:rFonts w:asciiTheme="minorHAnsi" w:hAnsiTheme="minorHAnsi"/>
@@ -6869,6 +6962,7 @@
           <w:p>
             <w:pPr>
               <w:pStyle w:val="Heading2"/>
+              <w:spacing w:line="216" w:lineRule="auto"/>
               <w:cnfStyle w:val="000000000000" w:firstRow="0" w:lastRow="0" w:firstColumn="0" w:lastColumn="0" w:oddVBand="0" w:evenVBand="0" w:oddHBand="0" w:evenHBand="0" w:firstRowFirstColumn="0" w:firstRowLastColumn="0" w:lastRowFirstColumn="0" w:lastRowLastColumn="0"/>
               <w:rPr>
                 <w:rFonts w:asciiTheme="minorHAnsi" w:hAnsiTheme="minorHAnsi"/>
@@ -6910,6 +7004,7 @@
           <w:p>
             <w:pPr>
               <w:pStyle w:val="Heading2"/>
+              <w:spacing w:line="216" w:lineRule="auto"/>
               <w:rPr>
                 <w:rFonts w:asciiTheme="minorHAnsi" w:hAnsiTheme="minorHAnsi"/>
                 <w:color w:val="000000" w:themeColor="text1"/>
@@ -6930,6 +7025,7 @@
           <w:p>
             <w:pPr>
               <w:pStyle w:val="Heading2"/>
+              <w:spacing w:line="216" w:lineRule="auto"/>
               <w:cnfStyle w:val="000000100000" w:firstRow="0" w:lastRow="0" w:firstColumn="0" w:lastColumn="0" w:oddVBand="0" w:evenVBand="0" w:oddHBand="1" w:evenHBand="0" w:firstRowFirstColumn="0" w:firstRowLastColumn="0" w:lastRowFirstColumn="0" w:lastRowLastColumn="0"/>
               <w:rPr>
                 <w:rFonts w:asciiTheme="minorHAnsi" w:hAnsiTheme="minorHAnsi"/>
@@ -6964,6 +7060,7 @@
           <w:p>
             <w:pPr>
               <w:pStyle w:val="Heading2"/>
+              <w:spacing w:line="216" w:lineRule="auto"/>
               <w:cnfStyle w:val="000000100000" w:firstRow="0" w:lastRow="0" w:firstColumn="0" w:lastColumn="0" w:oddVBand="0" w:evenVBand="0" w:oddHBand="1" w:evenHBand="0" w:firstRowFirstColumn="0" w:firstRowLastColumn="0" w:lastRowFirstColumn="0" w:lastRowLastColumn="0"/>
               <w:rPr>
                 <w:rFonts w:asciiTheme="minorHAnsi" w:hAnsiTheme="minorHAnsi"/>
@@ -6998,6 +7095,7 @@
           <w:p>
             <w:pPr>
               <w:pStyle w:val="Heading2"/>
+              <w:spacing w:line="216" w:lineRule="auto"/>
               <w:cnfStyle w:val="000000100000" w:firstRow="0" w:lastRow="0" w:firstColumn="0" w:lastColumn="0" w:oddVBand="0" w:evenVBand="0" w:oddHBand="1" w:evenHBand="0" w:firstRowFirstColumn="0" w:firstRowLastColumn="0" w:lastRowFirstColumn="0" w:lastRowLastColumn="0"/>
               <w:rPr>
                 <w:rFonts w:asciiTheme="minorHAnsi" w:hAnsiTheme="minorHAnsi"/>
@@ -7032,6 +7130,7 @@
           <w:p>
             <w:pPr>
               <w:pStyle w:val="Heading2"/>
+              <w:spacing w:line="216" w:lineRule="auto"/>
               <w:cnfStyle w:val="000000100000" w:firstRow="0" w:lastRow="0" w:firstColumn="0" w:lastColumn="0" w:oddVBand="0" w:evenVBand="0" w:oddHBand="1" w:evenHBand="0" w:firstRowFirstColumn="0" w:firstRowLastColumn="0" w:lastRowFirstColumn="0" w:lastRowLastColumn="0"/>
               <w:rPr>
                 <w:rFonts w:asciiTheme="minorHAnsi" w:hAnsiTheme="minorHAnsi"/>
@@ -7060,6 +7159,7 @@
     <w:p>
       <w:pPr>
         <w:pStyle w:val="Heading2"/>
+        <w:spacing w:line="216" w:lineRule="auto"/>
         <w:rPr>
           <w:rFonts w:asciiTheme="minorHAnsi" w:hAnsiTheme="minorHAnsi"/>
           <w:i/>
@@ -7081,7 +7181,7 @@
     </w:p>
     <w:p>
       <w:pPr>
-        <w:spacing w:before="80" w:after="140"/>
+        <w:spacing w:before="80" w:after="140" w:line="216" w:lineRule="auto"/>
         <w:jc w:val="both"/>
         <w:rPr>
           <w:rFonts w:asciiTheme="minorHAnsi" w:hAnsiTheme="minorHAnsi"/>
@@ -7100,7 +7200,7 @@
     </w:p>
     <w:p>
       <w:pPr>
-        <w:spacing w:before="80" w:after="140"/>
+        <w:spacing w:before="80" w:after="140" w:line="216" w:lineRule="auto"/>
         <w:jc w:val="both"/>
         <w:rPr>
           <w:rFonts w:asciiTheme="minorHAnsi" w:hAnsiTheme="minorHAnsi"/>
@@ -7123,6 +7223,7 @@
         <w:pBdr>
           <w:bottom w:val="single" w:sz="6" w:space="4" w:color="2E75B6"/>
         </w:pBdr>
+        <w:spacing w:line="216" w:lineRule="auto"/>
         <w:rPr>
           <w:rFonts w:asciiTheme="minorHAnsi" w:hAnsiTheme="minorHAnsi"/>
           <w:sz w:val="20"/>
@@ -7140,7 +7241,7 @@
     </w:p>
     <w:p>
       <w:pPr>
-        <w:spacing w:before="80" w:after="140"/>
+        <w:spacing w:before="80" w:after="140" w:line="216" w:lineRule="auto"/>
         <w:jc w:val="both"/>
         <w:rPr>
           <w:rFonts w:asciiTheme="minorHAnsi" w:hAnsiTheme="minorHAnsi"/>
@@ -7154,6 +7255,7 @@
           <w:sz w:val="20"/>
           <w:szCs w:val="20"/>
         </w:rPr>
+        <w:lastRenderedPageBreak/>
         <w:t xml:space="preserve"> </w:t>
       </w:r>
       <w:r>
@@ -7167,7 +7269,7 @@
     </w:p>
     <w:p>
       <w:pPr>
-        <w:spacing w:before="80" w:after="140"/>
+        <w:spacing w:before="80" w:after="140" w:line="216" w:lineRule="auto"/>
         <w:jc w:val="both"/>
         <w:rPr>
           <w:rFonts w:asciiTheme="minorHAnsi" w:hAnsiTheme="minorHAnsi"/>
@@ -7186,7 +7288,7 @@
     </w:p>
     <w:p>
       <w:pPr>
-        <w:spacing w:before="80" w:after="140"/>
+        <w:spacing w:before="80" w:after="140" w:line="216" w:lineRule="auto"/>
         <w:jc w:val="both"/>
         <w:rPr>
           <w:rFonts w:asciiTheme="minorHAnsi" w:hAnsiTheme="minorHAnsi"/>
@@ -7200,21 +7302,12 @@
           <w:sz w:val="20"/>
           <w:szCs w:val="20"/>
         </w:rPr>
-        <w:t xml:space="preserve">This also helps explain why the frequency features do not improve general price-level forecasting to the same extent. Frequency provides a physically meaningful signal of imbalance formation, but the final reBAP outcome is still shaped by balancing-market design, reserve scarcity, and settlement rules. In that </w:t>
-      </w:r>
-      <w:r>
-        <w:rPr>
-          <w:rFonts w:asciiTheme="minorHAnsi" w:hAnsiTheme="minorHAnsi"/>
-          <w:sz w:val="20"/>
-          <w:szCs w:val="20"/>
-        </w:rPr>
-        <w:lastRenderedPageBreak/>
-        <w:t>sense, the results support a narrower conclusion than general price forecasting: frequency micro-signals appear to be most informative for identifying elevated imbalance risk rather than estimating the exact magnitude of the final price response. This interpretation is also consistent with prior work on price spikes, where threshold choice, event definition, and evaluation strategy are central because rare spikes behave differently from normal price observations [4], [10], [11].</w:t>
-      </w:r>
-    </w:p>
-    <w:p>
-      <w:pPr>
-        <w:spacing w:before="80" w:after="140"/>
+        <w:t>This also helps explain why the frequency features do not improve general price-level forecasting to the same extent. Frequency provides a physically meaningful signal of imbalance formation, but the final reBAP outcome is still shaped by balancing-market design, reserve scarcity, and settlement rules. In that sense, the results support a narrower conclusion than general price forecasting: frequency micro-signals appear to be most informative for identifying elevated imbalance risk rather than estimating the exact magnitude of the final price response. This interpretation is also consistent with prior work on price spikes, where threshold choice, event definition, and evaluation strategy are central because rare spikes behave differently from normal price observations [4], [10], [11].</w:t>
+      </w:r>
+    </w:p>
+    <w:p>
+      <w:pPr>
+        <w:spacing w:before="80" w:after="140" w:line="216" w:lineRule="auto"/>
         <w:jc w:val="both"/>
         <w:rPr>
           <w:rFonts w:asciiTheme="minorHAnsi" w:hAnsiTheme="minorHAnsi"/>
@@ -7237,6 +7330,7 @@
         <w:pBdr>
           <w:bottom w:val="single" w:sz="6" w:space="4" w:color="2E75B6"/>
         </w:pBdr>
+        <w:spacing w:line="216" w:lineRule="auto"/>
         <w:rPr>
           <w:rFonts w:asciiTheme="minorHAnsi" w:hAnsiTheme="minorHAnsi"/>
           <w:sz w:val="20"/>
@@ -7254,7 +7348,7 @@
     </w:p>
     <w:p>
       <w:pPr>
-        <w:spacing w:before="80" w:after="140"/>
+        <w:spacing w:before="80" w:after="140" w:line="216" w:lineRule="auto"/>
         <w:jc w:val="both"/>
         <w:rPr>
           <w:rFonts w:asciiTheme="minorHAnsi" w:hAnsiTheme="minorHAnsi"/>
@@ -7273,7 +7367,7 @@
     </w:p>
     <w:p>
       <w:pPr>
-        <w:spacing w:before="80" w:after="140"/>
+        <w:spacing w:before="80" w:after="140" w:line="216" w:lineRule="auto"/>
         <w:jc w:val="both"/>
         <w:rPr>
           <w:rFonts w:asciiTheme="minorHAnsi" w:hAnsiTheme="minorHAnsi"/>
@@ -7292,7 +7386,7 @@
     </w:p>
     <w:p>
       <w:pPr>
-        <w:spacing w:before="80" w:after="140"/>
+        <w:spacing w:before="80" w:after="140" w:line="216" w:lineRule="auto"/>
         <w:jc w:val="both"/>
         <w:rPr>
           <w:rFonts w:asciiTheme="minorHAnsi" w:hAnsiTheme="minorHAnsi"/>
@@ -7311,7 +7405,7 @@
     </w:p>
     <w:p>
       <w:pPr>
-        <w:spacing w:before="80" w:after="140"/>
+        <w:spacing w:before="80" w:after="140" w:line="216" w:lineRule="auto"/>
         <w:jc w:val="both"/>
         <w:rPr>
           <w:rFonts w:asciiTheme="minorHAnsi" w:hAnsiTheme="minorHAnsi"/>
@@ -7334,24 +7428,26 @@
         <w:pBdr>
           <w:bottom w:val="single" w:sz="6" w:space="4" w:color="2E75B6"/>
         </w:pBdr>
-        <w:rPr>
-          <w:rFonts w:asciiTheme="minorHAnsi" w:hAnsiTheme="minorHAnsi"/>
-          <w:sz w:val="20"/>
-          <w:szCs w:val="20"/>
-        </w:rPr>
-      </w:pPr>
-      <w:r>
-        <w:rPr>
-          <w:rFonts w:asciiTheme="minorHAnsi" w:hAnsiTheme="minorHAnsi"/>
-          <w:sz w:val="20"/>
-          <w:szCs w:val="20"/>
-        </w:rPr>
+        <w:spacing w:line="216" w:lineRule="auto"/>
+        <w:rPr>
+          <w:rFonts w:asciiTheme="minorHAnsi" w:hAnsiTheme="minorHAnsi"/>
+          <w:sz w:val="20"/>
+          <w:szCs w:val="20"/>
+        </w:rPr>
+      </w:pPr>
+      <w:r>
+        <w:rPr>
+          <w:rFonts w:asciiTheme="minorHAnsi" w:hAnsiTheme="minorHAnsi"/>
+          <w:sz w:val="20"/>
+          <w:szCs w:val="20"/>
+        </w:rPr>
+        <w:lastRenderedPageBreak/>
         <w:t>References</w:t>
       </w:r>
     </w:p>
     <w:p>
       <w:pPr>
-        <w:spacing w:before="80" w:after="140"/>
+        <w:spacing w:before="80" w:after="140" w:line="216" w:lineRule="auto"/>
         <w:rPr>
           <w:rFonts w:asciiTheme="minorHAnsi" w:hAnsiTheme="minorHAnsi"/>
           <w:sz w:val="20"/>
@@ -7405,7 +7501,7 @@
     </w:p>
     <w:p>
       <w:pPr>
-        <w:spacing w:before="80" w:after="140"/>
+        <w:spacing w:before="80" w:after="140" w:line="216" w:lineRule="auto"/>
         <w:rPr>
           <w:rFonts w:asciiTheme="minorHAnsi" w:hAnsiTheme="minorHAnsi"/>
           <w:sz w:val="20"/>
@@ -7441,7 +7537,7 @@
     </w:p>
     <w:p>
       <w:pPr>
-        <w:spacing w:before="80" w:after="140"/>
+        <w:spacing w:before="80" w:after="140" w:line="216" w:lineRule="auto"/>
         <w:rPr>
           <w:rFonts w:asciiTheme="minorHAnsi" w:hAnsiTheme="minorHAnsi"/>
           <w:sz w:val="20"/>
@@ -7477,7 +7573,7 @@
     </w:p>
     <w:p>
       <w:pPr>
-        <w:spacing w:before="80" w:after="140"/>
+        <w:spacing w:before="80" w:after="140" w:line="216" w:lineRule="auto"/>
         <w:rPr>
           <w:rFonts w:asciiTheme="minorHAnsi" w:hAnsiTheme="minorHAnsi"/>
           <w:sz w:val="20"/>
@@ -7513,7 +7609,7 @@
     </w:p>
     <w:p>
       <w:pPr>
-        <w:spacing w:before="80" w:after="140"/>
+        <w:spacing w:before="80" w:after="140" w:line="216" w:lineRule="auto"/>
         <w:rPr>
           <w:rFonts w:asciiTheme="minorHAnsi" w:hAnsiTheme="minorHAnsi"/>
           <w:sz w:val="20"/>
@@ -7549,20 +7645,19 @@
     </w:p>
     <w:p>
       <w:pPr>
-        <w:spacing w:before="80" w:after="140"/>
-        <w:rPr>
-          <w:rFonts w:asciiTheme="minorHAnsi" w:hAnsiTheme="minorHAnsi"/>
-          <w:sz w:val="20"/>
-          <w:szCs w:val="20"/>
-        </w:rPr>
-      </w:pPr>
-      <w:r>
-        <w:rPr>
-          <w:rFonts w:asciiTheme="minorHAnsi" w:hAnsiTheme="minorHAnsi"/>
-          <w:sz w:val="20"/>
-          <w:szCs w:val="20"/>
-        </w:rPr>
-        <w:lastRenderedPageBreak/>
+        <w:spacing w:before="80" w:after="140" w:line="216" w:lineRule="auto"/>
+        <w:rPr>
+          <w:rFonts w:asciiTheme="minorHAnsi" w:hAnsiTheme="minorHAnsi"/>
+          <w:sz w:val="20"/>
+          <w:szCs w:val="20"/>
+        </w:rPr>
+      </w:pPr>
+      <w:r>
+        <w:rPr>
+          <w:rFonts w:asciiTheme="minorHAnsi" w:hAnsiTheme="minorHAnsi"/>
+          <w:sz w:val="20"/>
+          <w:szCs w:val="20"/>
+        </w:rPr>
         <w:t>[6</w:t>
       </w:r>
       <w:proofErr w:type="gramStart"/>
@@ -7596,7 +7691,7 @@
     </w:p>
     <w:p>
       <w:pPr>
-        <w:spacing w:before="80" w:after="140"/>
+        <w:spacing w:before="80" w:after="140" w:line="216" w:lineRule="auto"/>
         <w:rPr>
           <w:rFonts w:asciiTheme="minorHAnsi" w:hAnsiTheme="minorHAnsi"/>
           <w:sz w:val="20"/>
@@ -7632,7 +7727,7 @@
     </w:p>
     <w:p>
       <w:pPr>
-        <w:spacing w:before="80" w:after="140"/>
+        <w:spacing w:before="80" w:after="140" w:line="216" w:lineRule="auto"/>
         <w:rPr>
           <w:rFonts w:asciiTheme="minorHAnsi" w:hAnsiTheme="minorHAnsi"/>
           <w:sz w:val="20"/>
@@ -7650,7 +7745,7 @@
     </w:p>
     <w:p>
       <w:pPr>
-        <w:spacing w:before="80" w:after="140"/>
+        <w:spacing w:before="80" w:after="140" w:line="216" w:lineRule="auto"/>
         <w:rPr>
           <w:rFonts w:asciiTheme="minorHAnsi" w:hAnsiTheme="minorHAnsi"/>
           <w:sz w:val="20"/>
@@ -7668,7 +7763,7 @@
     </w:p>
     <w:p>
       <w:pPr>
-        <w:spacing w:before="80" w:after="140"/>
+        <w:spacing w:before="80" w:after="140" w:line="216" w:lineRule="auto"/>
         <w:rPr>
           <w:rFonts w:asciiTheme="minorHAnsi" w:hAnsiTheme="minorHAnsi"/>
           <w:sz w:val="20"/>
@@ -7704,7 +7799,7 @@
     </w:p>
     <w:p>
       <w:pPr>
-        <w:spacing w:before="80" w:after="140"/>
+        <w:spacing w:before="80" w:after="140" w:line="216" w:lineRule="auto"/>
         <w:rPr>
           <w:rFonts w:asciiTheme="minorHAnsi" w:hAnsiTheme="minorHAnsi"/>
           <w:sz w:val="20"/>
@@ -7758,7 +7853,7 @@
     </w:p>
     <w:p>
       <w:pPr>
-        <w:spacing w:before="80" w:after="140"/>
+        <w:spacing w:before="80" w:after="140" w:line="216" w:lineRule="auto"/>
         <w:rPr>
           <w:rFonts w:asciiTheme="minorHAnsi" w:hAnsiTheme="minorHAnsi"/>
           <w:sz w:val="20"/>
@@ -7775,10 +7870,11 @@
       </w:r>
     </w:p>
     <w:sectPr>
-      <w:footerReference w:type="even" r:id="rId7"/>
-      <w:footerReference w:type="default" r:id="rId8"/>
+      <w:headerReference w:type="default" r:id="rId7"/>
+      <w:footerReference w:type="even" r:id="rId8"/>
+      <w:footerReference w:type="default" r:id="rId9"/>
       <w:pgSz w:w="11906" w:h="16838"/>
-      <w:pgMar w:top="1440" w:right="1440" w:bottom="1440" w:left="1440" w:header="708" w:footer="708" w:gutter="0"/>
+      <w:pgMar w:top="1440" w:right="1440" w:bottom="1440" w:left="1440" w:header="510" w:footer="708" w:gutter="0"/>
       <w:cols w:space="720"/>
       <w:docGrid w:linePitch="360"/>
     </w:sectPr>
@@ -7950,6 +8046,21 @@
 </w:footnotes>
 </file>
 
+<file path=word/header1.xml><?xml version="1.0" encoding="utf-8"?>
+<w:hdr xmlns:wpc="http://schemas.microsoft.com/office/word/2010/wordprocessingCanvas" xmlns:cx="http://schemas.microsoft.com/office/drawing/2014/chartex" xmlns:cx1="http://schemas.microsoft.com/office/drawing/2015/9/8/chartex" xmlns:cx2="http://schemas.microsoft.com/office/drawing/2015/10/21/chartex" xmlns:cx3="http://schemas.microsoft.com/office/drawing/2016/5/9/chartex" xmlns:cx4="http://schemas.microsoft.com/office/drawing/2016/5/10/chartex" xmlns:cx5="http://schemas.microsoft.com/office/drawing/2016/5/11/chartex" xmlns:cx6="http://schemas.microsoft.com/office/drawing/2016/5/12/chartex" xmlns:cx7="http://schemas.microsoft.com/office/drawing/2016/5/13/chartex" xmlns:cx8="http://schemas.microsoft.com/office/drawing/2016/5/14/chartex" xmlns:mc="http://schemas.openxmlformats.org/markup-compatibility/2006" xmlns:aink="http://schemas.microsoft.com/office/drawing/2016/ink" xmlns:am3d="http://schemas.microsoft.com/office/drawing/2017/model3d" xmlns:o="urn:schemas-microsoft-com:office:office" xmlns:oel="http://schemas.microsoft.com/office/2019/extlst" xmlns:r="http://schemas.openxmlformats.org/officeDocument/2006/relationships" xmlns:m="http://schemas.openxmlformats.org/officeDocument/2006/math" xmlns:v="urn:schemas-microsoft-com:vml" xmlns:wp14="http://schemas.microsoft.com/office/word/2010/wordprocessingDrawing" xmlns:wp="http://schemas.openxmlformats.org/drawingml/2006/wordprocessingDrawing" xmlns:w10="urn:schemas-microsoft-com:office:word" xmlns:w="http://schemas.openxmlformats.org/wordprocessingml/2006/main" xmlns:w14="http://schemas.microsoft.com/office/word/2010/wordml" xmlns:w15="http://schemas.microsoft.com/office/word/2012/wordml" xmlns:w16cex="http://schemas.microsoft.com/office/word/2018/wordml/cex" xmlns:w16cid="http://schemas.microsoft.com/office/word/2016/wordml/cid" xmlns:w16="http://schemas.microsoft.com/office/word/2018/wordml" xmlns:w16du="http://schemas.microsoft.com/office/word/2023/wordml/word16du" xmlns:w16sdtdh="http://schemas.microsoft.com/office/word/2020/wordml/sdtdatahash" xmlns:w16sdtfl="http://schemas.microsoft.com/office/word/2024/wordml/sdtformatlock" xmlns:w16se="http://schemas.microsoft.com/office/word/2015/wordml/symex" xmlns:wpg="http://schemas.microsoft.com/office/word/2010/wordprocessingGroup" xmlns:wpi="http://schemas.microsoft.com/office/word/2010/wordprocessingInk" xmlns:wne="http://schemas.microsoft.com/office/word/2006/wordml" xmlns:wps="http://schemas.microsoft.com/office/word/2010/wordprocessingShape" mc:Ignorable="w14 w15 w16se w16cid w16 w16cex w16sdtdh w16sdtfl w16du wp14">
+  <w:p>
+    <w:pPr>
+      <w:pStyle w:val="Header"/>
+    </w:pPr>
+  </w:p>
+  <w:p>
+    <w:pPr>
+      <w:pStyle w:val="Header"/>
+    </w:pPr>
+  </w:p>
+</w:hdr>
+</file>
+
 <file path=word/numbering.xml><?xml version="1.0" encoding="utf-8"?>
 <w:numbering xmlns:wpc="http://schemas.microsoft.com/office/word/2010/wordprocessingCanvas" xmlns:cx="http://schemas.microsoft.com/office/drawing/2014/chartex" xmlns:cx1="http://schemas.microsoft.com/office/drawing/2015/9/8/chartex" xmlns:cx2="http://schemas.microsoft.com/office/drawing/2015/10/21/chartex" xmlns:cx3="http://schemas.microsoft.com/office/drawing/2016/5/9/chartex" xmlns:cx4="http://schemas.microsoft.com/office/drawing/2016/5/10/chartex" xmlns:cx5="http://schemas.microsoft.com/office/drawing/2016/5/11/chartex" xmlns:cx6="http://schemas.microsoft.com/office/drawing/2016/5/12/chartex" xmlns:cx7="http://schemas.microsoft.com/office/drawing/2016/5/13/chartex" xmlns:cx8="http://schemas.microsoft.com/office/drawing/2016/5/14/chartex" xmlns:mc="http://schemas.openxmlformats.org/markup-compatibility/2006" xmlns:aink="http://schemas.microsoft.com/office/drawing/2016/ink" xmlns:am3d="http://schemas.microsoft.com/office/drawing/2017/model3d" xmlns:o="urn:schemas-microsoft-com:office:office" xmlns:oel="http://schemas.microsoft.com/office/2019/extlst" xmlns:r="http://schemas.openxmlformats.org/officeDocument/2006/relationships" xmlns:m="http://schemas.openxmlformats.org/officeDocument/2006/math" xmlns:v="urn:schemas-microsoft-com:vml" xmlns:wp14="http://schemas.microsoft.com/office/word/2010/wordprocessingDrawing" xmlns:wp="http://schemas.openxmlformats.org/drawingml/2006/wordprocessingDrawing" xmlns:w10="urn:schemas-microsoft-com:office:word" xmlns:w="http://schemas.openxmlformats.org/wordprocessingml/2006/main" xmlns:w14="http://schemas.microsoft.com/office/word/2010/wordml" xmlns:w15="http://schemas.microsoft.com/office/word/2012/wordml" xmlns:w16cex="http://schemas.microsoft.com/office/word/2018/wordml/cex" xmlns:w16cid="http://schemas.microsoft.com/office/word/2016/wordml/cid" xmlns:w16="http://schemas.microsoft.com/office/word/2018/wordml" xmlns:w16du="http://schemas.microsoft.com/office/word/2023/wordml/word16du" xmlns:w16sdtdh="http://schemas.microsoft.com/office/word/2020/wordml/sdtdatahash" xmlns:w16sdtfl="http://schemas.microsoft.com/office/word/2024/wordml/sdtformatlock" xmlns:w16se="http://schemas.microsoft.com/office/word/2015/wordml/symex" xmlns:wpg="http://schemas.microsoft.com/office/word/2010/wordprocessingGroup" xmlns:wpi="http://schemas.microsoft.com/office/word/2010/wordprocessingInk" xmlns:wne="http://schemas.microsoft.com/office/word/2006/wordml" xmlns:wps="http://schemas.microsoft.com/office/word/2010/wordprocessingShape" mc:Ignorable="w14 w15 w16se w16cid w16 w16cex w16sdtdh w16sdtfl w16du wp14">
   <w:abstractNum w:abstractNumId="0" w15:restartNumberingAfterBreak="0">
@@ -8586,7 +8697,11 @@
         <w:lang w:val="en-GB" w:eastAsia="en-GB" w:bidi="ar-SA"/>
       </w:rPr>
     </w:rPrDefault>
-    <w:pPrDefault/>
+    <w:pPrDefault>
+      <w:pPr>
+        <w:spacing w:after="80"/>
+      </w:pPr>
+    </w:pPrDefault>
   </w:docDefaults>
   <w:latentStyles w:defLockedState="0" w:defUIPriority="99" w:defSemiHidden="0" w:defUnhideWhenUsed="0" w:defQFormat="0" w:count="376">
     <w:lsdException w:name="Normal" w:uiPriority="0" w:qFormat="1"/>
